--- a/lessons/6-3/downloads/6-3-notes-teacher.docx
+++ b/lessons/6-3/downloads/6-3-notes-teacher.docx
@@ -14,7 +14,7 @@
           <w:sz w:val="18"/>
           <w:szCs w:val="18"/>
         </w:rPr>
-        <w:t xml:space="preserve">UNIT 6  ·  LESSON 3      STANDARD 6.EE.2A</w:t>
+        <w:t xml:space="preserve">UNIT 6  ·  LESSON 3      STANDARD 6.AT.6A</w:t>
       </w:r>
     </w:p>
     <w:p>
@@ -2355,6 +2355,32 @@
     </w:p>
     <w:p>
       <w:pPr>
+        <w:pStyle w:val="Heading2"/>
+        <w:spacing w:after="80" w:before="180"/>
+      </w:pPr>
+      <w:r>
+        <w:rPr>
+          <w:b/>
+          <w:bCs/>
+          <w:color w:val="12355B"/>
+          <w:sz w:val="24"/>
+          <w:szCs w:val="24"/>
+        </w:rPr>
+        <w:t xml:space="preserve">Level 1 Support</w:t>
+      </w:r>
+      <w:r>
+        <w:rPr>
+          <w:i/>
+          <w:iCs/>
+          <w:color w:val="1FA6A2"/>
+          <w:sz w:val="19"/>
+          <w:szCs w:val="19"/>
+        </w:rPr>
+        <w:t xml:space="preserve">   extra scaffolding</w:t>
+      </w:r>
+    </w:p>
+    <w:p>
+      <w:pPr>
         <w:keepNext/>
         <w:spacing w:after="60" w:before="160"/>
       </w:pPr>
@@ -2615,266 +2641,6 @@
     </w:tbl>
     <w:p>
       <w:pPr>
-        <w:keepNext/>
-        <w:spacing w:after="60" w:before="160"/>
-      </w:pPr>
-      <w:r>
-        <w:rPr>
-          <w:b/>
-          <w:bCs/>
-          <w:color w:val="12355B"/>
-          <w:sz w:val="22"/>
-          <w:szCs w:val="22"/>
-        </w:rPr>
-        <w:t xml:space="preserve">3.  </w:t>
-      </w:r>
-      <w:r>
-        <w:rPr>
-          <w:b/>
-          <w:bCs/>
-          <w:sz w:val="21"/>
-          <w:szCs w:val="21"/>
-        </w:rPr>
-        <w:t xml:space="preserve">Line 1: A lyric says '7 more than a number of beats n.' Which expression matches?</w:t>
-      </w:r>
-    </w:p>
-    <w:p>
-      <w:pPr>
-        <w:spacing w:after="40"/>
-        <w:ind w:left="420"/>
-      </w:pPr>
-      <w:r>
-        <w:rPr>
-          <w:sz w:val="20"/>
-          <w:szCs w:val="20"/>
-        </w:rPr>
-        <w:t xml:space="preserve">A)  n + 7</w:t>
-      </w:r>
-    </w:p>
-    <w:p>
-      <w:pPr>
-        <w:spacing w:after="40"/>
-        <w:ind w:left="420"/>
-      </w:pPr>
-      <w:r>
-        <w:rPr>
-          <w:sz w:val="20"/>
-          <w:szCs w:val="20"/>
-        </w:rPr>
-        <w:t xml:space="preserve">B)  7n</w:t>
-      </w:r>
-    </w:p>
-    <w:p>
-      <w:pPr>
-        <w:spacing w:after="40"/>
-        <w:ind w:left="420"/>
-      </w:pPr>
-      <w:r>
-        <w:rPr>
-          <w:sz w:val="20"/>
-          <w:szCs w:val="20"/>
-        </w:rPr>
-        <w:t xml:space="preserve">C)  n − 7</w:t>
-      </w:r>
-    </w:p>
-    <w:p>
-      <w:pPr>
-        <w:spacing w:after="40"/>
-        <w:ind w:left="420"/>
-      </w:pPr>
-      <w:r>
-        <w:rPr>
-          <w:sz w:val="20"/>
-          <w:szCs w:val="20"/>
-        </w:rPr>
-        <w:t xml:space="preserve">D)  7 − n</w:t>
-      </w:r>
-    </w:p>
-    <w:p>
-      <w:pPr>
-        <w:spacing w:after="20"/>
-      </w:pPr>
-      <w:r>
-        <w:t xml:space="preserve"/>
-      </w:r>
-    </w:p>
-    <w:tbl>
-      <w:tblPr>
-        <w:tblW w:type="pct" w:w="100%"/>
-        <w:tblBorders>
-          <w:top w:val="single" w:color="C7D2DD" w:sz="6"/>
-          <w:left w:val="single" w:color="C7D2DD" w:sz="6"/>
-          <w:bottom w:val="single" w:color="C7D2DD" w:sz="6"/>
-          <w:right w:val="single" w:color="C7D2DD" w:sz="6"/>
-          <w:insideH w:val="single" w:color="auto" w:sz="4"/>
-          <w:insideV w:val="single" w:color="auto" w:sz="4"/>
-        </w:tblBorders>
-      </w:tblPr>
-      <w:tblGrid>
-        <w:gridCol w:w="100"/>
-      </w:tblGrid>
-      <w:tr>
-        <w:tc>
-          <w:tcPr>
-            <w:shd w:fill="FBF3E2" w:color="auto" w:val="clear"/>
-            <w:tcMar>
-              <w:top w:type="dxa" w:w="60"/>
-              <w:left w:type="dxa" w:w="120"/>
-              <w:bottom w:type="dxa" w:w="60"/>
-              <w:right w:type="dxa" w:w="120"/>
-            </w:tcMar>
-          </w:tcPr>
-          <w:p>
-            <w:pPr>
-              <w:spacing w:after="0" w:line="320"/>
-            </w:pPr>
-            <w:r>
-              <w:t xml:space="preserve"/>
-            </w:r>
-          </w:p>
-          <w:p>
-            <w:pPr>
-              <w:spacing w:after="0" w:line="320"/>
-            </w:pPr>
-            <w:r>
-              <w:t xml:space="preserve"/>
-            </w:r>
-          </w:p>
-        </w:tc>
-      </w:tr>
-    </w:tbl>
-    <w:p>
-      <w:pPr>
-        <w:keepNext/>
-        <w:spacing w:after="60" w:before="160"/>
-      </w:pPr>
-      <w:r>
-        <w:rPr>
-          <w:b/>
-          <w:bCs/>
-          <w:color w:val="12355B"/>
-          <w:sz w:val="22"/>
-          <w:szCs w:val="22"/>
-        </w:rPr>
-        <w:t xml:space="preserve">4.  </w:t>
-      </w:r>
-      <w:r>
-        <w:rPr>
-          <w:b/>
-          <w:bCs/>
-          <w:sz w:val="21"/>
-          <w:szCs w:val="21"/>
-        </w:rPr>
-        <w:t xml:space="preserve">Line 2: The chorus says '5 less than a number of tracks x.' Which expression matches?</w:t>
-      </w:r>
-    </w:p>
-    <w:p>
-      <w:pPr>
-        <w:spacing w:after="40"/>
-        <w:ind w:left="420"/>
-      </w:pPr>
-      <w:r>
-        <w:rPr>
-          <w:sz w:val="20"/>
-          <w:szCs w:val="20"/>
-        </w:rPr>
-        <w:t xml:space="preserve">A)  x − 5</w:t>
-      </w:r>
-    </w:p>
-    <w:p>
-      <w:pPr>
-        <w:spacing w:after="40"/>
-        <w:ind w:left="420"/>
-      </w:pPr>
-      <w:r>
-        <w:rPr>
-          <w:sz w:val="20"/>
-          <w:szCs w:val="20"/>
-        </w:rPr>
-        <w:t xml:space="preserve">B)  5 − x</w:t>
-      </w:r>
-    </w:p>
-    <w:p>
-      <w:pPr>
-        <w:spacing w:after="40"/>
-        <w:ind w:left="420"/>
-      </w:pPr>
-      <w:r>
-        <w:rPr>
-          <w:sz w:val="20"/>
-          <w:szCs w:val="20"/>
-        </w:rPr>
-        <w:t xml:space="preserve">C)  5x</w:t>
-      </w:r>
-    </w:p>
-    <w:p>
-      <w:pPr>
-        <w:spacing w:after="40"/>
-        <w:ind w:left="420"/>
-      </w:pPr>
-      <w:r>
-        <w:rPr>
-          <w:sz w:val="20"/>
-          <w:szCs w:val="20"/>
-        </w:rPr>
-        <w:t xml:space="preserve">D)  x + 5</w:t>
-      </w:r>
-    </w:p>
-    <w:p>
-      <w:pPr>
-        <w:spacing w:after="20"/>
-      </w:pPr>
-      <w:r>
-        <w:t xml:space="preserve"/>
-      </w:r>
-    </w:p>
-    <w:tbl>
-      <w:tblPr>
-        <w:tblW w:type="pct" w:w="100%"/>
-        <w:tblBorders>
-          <w:top w:val="single" w:color="C7D2DD" w:sz="6"/>
-          <w:left w:val="single" w:color="C7D2DD" w:sz="6"/>
-          <w:bottom w:val="single" w:color="C7D2DD" w:sz="6"/>
-          <w:right w:val="single" w:color="C7D2DD" w:sz="6"/>
-          <w:insideH w:val="single" w:color="auto" w:sz="4"/>
-          <w:insideV w:val="single" w:color="auto" w:sz="4"/>
-        </w:tblBorders>
-      </w:tblPr>
-      <w:tblGrid>
-        <w:gridCol w:w="100"/>
-      </w:tblGrid>
-      <w:tr>
-        <w:tc>
-          <w:tcPr>
-            <w:shd w:fill="FBF3E2" w:color="auto" w:val="clear"/>
-            <w:tcMar>
-              <w:top w:type="dxa" w:w="60"/>
-              <w:left w:type="dxa" w:w="120"/>
-              <w:bottom w:type="dxa" w:w="60"/>
-              <w:right w:type="dxa" w:w="120"/>
-            </w:tcMar>
-          </w:tcPr>
-          <w:p>
-            <w:pPr>
-              <w:spacing w:after="0" w:line="320"/>
-            </w:pPr>
-            <w:r>
-              <w:t xml:space="preserve"/>
-            </w:r>
-          </w:p>
-          <w:p>
-            <w:pPr>
-              <w:spacing w:after="0" w:line="320"/>
-            </w:pPr>
-            <w:r>
-              <w:t xml:space="preserve"/>
-            </w:r>
-          </w:p>
-        </w:tc>
-      </w:tr>
-    </w:tbl>
-    <w:p>
-      <w:pPr>
         <w:pStyle w:val="Heading1"/>
         <w:pageBreakBefore/>
         <w:pBdr>
@@ -3222,23 +2988,17 @@
     </w:p>
     <w:p>
       <w:pPr>
-        <w:spacing w:after="80"/>
-      </w:pPr>
-      <w:r>
-        <w:rPr>
-          <w:b/>
-          <w:bCs/>
-          <w:sz w:val="21"/>
-          <w:szCs w:val="21"/>
-        </w:rPr>
-        <w:t xml:space="preserve">1.  </w:t>
-      </w:r>
-      <w:r>
-        <w:rPr>
-          <w:sz w:val="21"/>
-          <w:szCs w:val="21"/>
-        </w:rPr>
-        <w:t xml:space="preserve">A)  m + 15</w:t>
+        <w:spacing w:after="100"/>
+      </w:pPr>
+      <w:r>
+        <w:rPr>
+          <w:b/>
+          <w:bCs/>
+          <w:color w:val="B97A12"/>
+          <w:sz w:val="20"/>
+          <w:szCs w:val="20"/>
+        </w:rPr>
+        <w:t xml:space="preserve">Watch for this mistake:  </w:t>
       </w:r>
       <w:r>
         <w:rPr>
@@ -3248,7 +3008,23 @@
           <w:sz w:val="19"/>
           <w:szCs w:val="19"/>
         </w:rPr>
-        <w:t xml:space="preserve">  — 'Sum' means addition, so the sum of m and 15 is m + 15.</w:t>
+        <w:t xml:space="preserve">A common mistake in Write Algebraic Expressions is treating 'each' or 'per' as if it means add instead of multiply, and attaching the variable to the wrong number. For 'a $25 setup fee plus $8 per hour, h,' students often write 25 + 8 + h (adding all three numbers) or 25h + 8 (multiplying the flat fee by h) instead of the correct 8h + 25. Since $8 applies per hour, it must multiply the variable (8h), and the flat $25 fee is a constant added only once — check that the per-unit rate, not the flat fee, is the number multiplied by the variable.</w:t>
+      </w:r>
+    </w:p>
+    <w:p>
+      <w:pPr>
+        <w:pStyle w:val="Heading2"/>
+        <w:spacing w:after="80" w:before="180"/>
+      </w:pPr>
+      <w:r>
+        <w:rPr>
+          <w:b/>
+          <w:bCs/>
+          <w:color w:val="12355B"/>
+          <w:sz w:val="24"/>
+          <w:szCs w:val="24"/>
+        </w:rPr>
+        <w:t xml:space="preserve">Level 1 Support</w:t>
       </w:r>
     </w:p>
     <w:p>
@@ -3262,14 +3038,14 @@
           <w:sz w:val="21"/>
           <w:szCs w:val="21"/>
         </w:rPr>
-        <w:t xml:space="preserve">2.  </w:t>
-      </w:r>
-      <w:r>
-        <w:rPr>
-          <w:sz w:val="21"/>
-          <w:szCs w:val="21"/>
-        </w:rPr>
-        <w:t xml:space="preserve">A)  Product</w:t>
+        <w:t xml:space="preserve">1.  </w:t>
+      </w:r>
+      <w:r>
+        <w:rPr>
+          <w:sz w:val="21"/>
+          <w:szCs w:val="21"/>
+        </w:rPr>
+        <w:t xml:space="preserve">A)  m + 15</w:t>
       </w:r>
       <w:r>
         <w:rPr>
@@ -3279,7 +3055,7 @@
           <w:sz w:val="19"/>
           <w:szCs w:val="19"/>
         </w:rPr>
-        <w:t xml:space="preserve">  — 'Product' means multiplication. 'Sum' means addition, 'difference' means subtraction, and 'quotient' means division.</w:t>
+        <w:t xml:space="preserve">  — 'Sum' means addition, so the sum of m and 15 is m + 15.</w:t>
       </w:r>
     </w:p>
     <w:p>
@@ -3293,14 +3069,14 @@
           <w:sz w:val="21"/>
           <w:szCs w:val="21"/>
         </w:rPr>
-        <w:t xml:space="preserve">3.  </w:t>
-      </w:r>
-      <w:r>
-        <w:rPr>
-          <w:sz w:val="21"/>
-          <w:szCs w:val="21"/>
-        </w:rPr>
-        <w:t xml:space="preserve">A)  n + 7</w:t>
+        <w:t xml:space="preserve">2.  </w:t>
+      </w:r>
+      <w:r>
+        <w:rPr>
+          <w:sz w:val="21"/>
+          <w:szCs w:val="21"/>
+        </w:rPr>
+        <w:t xml:space="preserve">A)  Product</w:t>
       </w:r>
       <w:r>
         <w:rPr>
@@ -3310,38 +3086,7 @@
           <w:sz w:val="19"/>
           <w:szCs w:val="19"/>
         </w:rPr>
-        <w:t xml:space="preserve">  — 'More than' means addition, so '7 more than n' is n + 7.</w:t>
-      </w:r>
-    </w:p>
-    <w:p>
-      <w:pPr>
-        <w:spacing w:after="80"/>
-      </w:pPr>
-      <w:r>
-        <w:rPr>
-          <w:b/>
-          <w:bCs/>
-          <w:sz w:val="21"/>
-          <w:szCs w:val="21"/>
-        </w:rPr>
-        <w:t xml:space="preserve">4.  </w:t>
-      </w:r>
-      <w:r>
-        <w:rPr>
-          <w:sz w:val="21"/>
-          <w:szCs w:val="21"/>
-        </w:rPr>
-        <w:t xml:space="preserve">A)  x − 5</w:t>
-      </w:r>
-      <w:r>
-        <w:rPr>
-          <w:i/>
-          <w:iCs/>
-          <w:color w:val="5F6F80"/>
-          <w:sz w:val="19"/>
-          <w:szCs w:val="19"/>
-        </w:rPr>
-        <w:t xml:space="preserve">  — 'Less than' subtracts from the number: start with x and take away 5, so x − 5.</w:t>
+        <w:t xml:space="preserve">  — 'Product' means multiplication. 'Sum' means addition, 'difference' means subtraction, and 'quotient' means division.</w:t>
       </w:r>
     </w:p>
     <w:p>

--- a/lessons/6-3/downloads/6-3-notes-teacher.docx
+++ b/lessons/6-3/downloads/6-3-notes-teacher.docx
@@ -1247,7 +1247,22 @@
           <w:sz w:val="30"/>
           <w:szCs w:val="30"/>
         </w:rPr>
-        <w:t xml:space="preserve">Worked Example</w:t>
+        <w:t xml:space="preserve">Write About the Math</w:t>
+      </w:r>
+    </w:p>
+    <w:p>
+      <w:pPr>
+        <w:spacing w:after="100"/>
+      </w:pPr>
+      <w:r>
+        <w:rPr>
+          <w:i/>
+          <w:iCs/>
+          <w:color w:val="5F6F80"/>
+          <w:sz w:val="19"/>
+          <w:szCs w:val="19"/>
+        </w:rPr>
+        <w:t xml:space="preserve">Use the support level you need. Every level answers the same math question.</w:t>
       </w:r>
     </w:p>
     <w:p>
@@ -1263,17 +1278,17 @@
           <w:sz w:val="24"/>
           <w:szCs w:val="24"/>
         </w:rPr>
-        <w:t xml:space="preserve">Watch &amp; Read</w:t>
+        <w:t xml:space="preserve">1. Understand the Question</w:t>
       </w:r>
       <w:r>
         <w:rPr>
           <w:i/>
           <w:iCs/>
-          <w:color w:val="1FA6A2"/>
+          <w:color w:val="B97A12"/>
           <w:sz w:val="19"/>
           <w:szCs w:val="19"/>
         </w:rPr>
-        <w:t xml:space="preserve">   I Do — follow along with your teacher</w:t>
+        <w:t xml:space="preserve">   compare</w:t>
       </w:r>
     </w:p>
     <w:tbl>
@@ -1308,25 +1323,44 @@
             </w:pPr>
             <w:r>
               <w:rPr>
+                <w:color w:val="1A2733"/>
+                <w:sz w:val="21"/>
+                <w:szCs w:val="21"/>
+              </w:rPr>
+              <w:t xml:space="preserve">How do you turn words into an expression? Why does '12 less than a number g' become g − 12 and not 12 − g?</w:t>
+            </w:r>
+          </w:p>
+          <w:p>
+            <w:pPr>
+              <w:spacing w:after="0"/>
+            </w:pPr>
+            <w:r>
+              <w:rPr>
                 <w:b/>
                 <w:bCs/>
                 <w:color w:val="12355B"/>
-                <w:sz w:val="22"/>
-                <w:szCs w:val="22"/>
+                <w:sz w:val="20"/>
+                <w:szCs w:val="20"/>
               </w:rPr>
-              <w:t xml:space="preserve">Concert Planner</w:t>
-            </w:r>
-          </w:p>
-          <w:p>
-            <w:pPr>
-              <w:spacing w:after="0"/>
-            </w:pPr>
+              <w:t xml:space="preserve">Your job:  </w:t>
+            </w:r>
             <w:r>
               <w:rPr>
-                <w:sz w:val="21"/>
-                <w:szCs w:val="21"/>
+                <w:sz w:val="20"/>
+                <w:szCs w:val="20"/>
               </w:rPr>
-              <w:t xml:space="preserve">You're planning a concert at the music studio. Tickets cost $12 each, and there's a flat $50 venue fee no matter how many people attend. If t represents the number of tickets sold, how would you write an expression for the total revenue?</w:t>
+              <w:t xml:space="preserve">Answer the question. Use math evidence. Explain how the evidence proves your answer.</w:t>
+            </w:r>
+            <w:r>
+              <w:rPr>
+                <w:i/>
+                <w:iCs/>
+                <w:color w:val="5F6F80"/>
+                <w:sz w:val="18"/>
+                <w:szCs w:val="18"/>
+              </w:rPr>
+              <w:br/>
+              <w:t xml:space="preserve">Responde la pregunta. Usa evidencia matemática. Explica cómo la evidencia demuestra tu respuesta.</w:t>
             </w:r>
           </w:p>
         </w:tc>
@@ -1334,94 +1368,6 @@
     </w:tbl>
     <w:p>
       <w:pPr>
-        <w:spacing w:after="80"/>
-      </w:pPr>
-      <w:r>
-        <w:t xml:space="preserve"/>
-      </w:r>
-    </w:p>
-    <w:p>
-      <w:pPr>
-        <w:spacing w:after="50" w:before="60"/>
-      </w:pPr>
-      <w:r>
-        <w:rPr>
-          <w:b/>
-          <w:bCs/>
-          <w:color w:val="12355B"/>
-          <w:sz w:val="21"/>
-          <w:szCs w:val="21"/>
-        </w:rPr>
-        <w:t xml:space="preserve">Think about:</w:t>
-      </w:r>
-    </w:p>
-    <w:p>
-      <w:pPr>
-        <w:spacing w:after="40"/>
-        <w:ind w:left="300"/>
-      </w:pPr>
-      <w:r>
-        <w:rPr>
-          <w:sz w:val="20"/>
-          <w:szCs w:val="20"/>
-        </w:rPr>
-        <w:t xml:space="preserve">•  What value changes depending on how many people come?</w:t>
-      </w:r>
-    </w:p>
-    <w:p>
-      <w:pPr>
-        <w:spacing w:after="40"/>
-        <w:ind w:left="300"/>
-      </w:pPr>
-      <w:r>
-        <w:rPr>
-          <w:sz w:val="20"/>
-          <w:szCs w:val="20"/>
-        </w:rPr>
-        <w:t xml:space="preserve">•  What stays the same no matter the number of tickets?</w:t>
-      </w:r>
-    </w:p>
-    <w:p>
-      <w:pPr>
-        <w:spacing w:after="40"/>
-        <w:ind w:left="300"/>
-      </w:pPr>
-      <w:r>
-        <w:rPr>
-          <w:sz w:val="20"/>
-          <w:szCs w:val="20"/>
-        </w:rPr>
-        <w:t xml:space="preserve">•  How would you calculate the total if 10 tickets are sold?</w:t>
-      </w:r>
-    </w:p>
-    <w:p>
-      <w:pPr>
-        <w:spacing w:after="40"/>
-        <w:ind w:left="300"/>
-      </w:pPr>
-      <w:r>
-        <w:rPr>
-          <w:sz w:val="20"/>
-          <w:szCs w:val="20"/>
-        </w:rPr>
-        <w:t xml:space="preserve">•  What if there were two different ticket prices — regular and VIP?</w:t>
-      </w:r>
-    </w:p>
-    <w:p>
-      <w:pPr>
-        <w:spacing w:after="40"/>
-        <w:ind w:left="300"/>
-      </w:pPr>
-      <w:r>
-        <w:rPr>
-          <w:sz w:val="20"/>
-          <w:szCs w:val="20"/>
-        </w:rPr>
-        <w:t xml:space="preserve">•  How many tickets would need to be sold to earn $200?</w:t>
-      </w:r>
-    </w:p>
-    <w:p>
-      <w:pPr>
         <w:pStyle w:val="Heading2"/>
         <w:spacing w:after="80" w:before="180"/>
       </w:pPr>
@@ -1433,7 +1379,7 @@
           <w:sz w:val="24"/>
           <w:szCs w:val="24"/>
         </w:rPr>
-        <w:t xml:space="preserve">Solved Example</w:t>
+        <w:t xml:space="preserve">2. Plan Your Math Words</w:t>
       </w:r>
       <w:r>
         <w:rPr>
@@ -1443,150 +1389,299 @@
           <w:sz w:val="19"/>
           <w:szCs w:val="19"/>
         </w:rPr>
-        <w:t xml:space="preserve">   I Do — watch each step</w:t>
-      </w:r>
-    </w:p>
-    <w:p>
-      <w:pPr>
-        <w:keepNext/>
-        <w:spacing w:after="40"/>
-      </w:pPr>
-      <w:r>
-        <w:rPr>
-          <w:b/>
-          <w:bCs/>
-          <w:color w:val="12355B"/>
-          <w:sz w:val="21"/>
-          <w:szCs w:val="21"/>
-        </w:rPr>
-        <w:t xml:space="preserve">Problem:  </w:t>
-      </w:r>
-      <w:r>
-        <w:rPr>
-          <w:sz w:val="21"/>
-          <w:szCs w:val="21"/>
-        </w:rPr>
-        <w:t xml:space="preserve">Which expression represents 'the product of 6 and a number n'?</w:t>
-      </w:r>
-    </w:p>
-    <w:p>
-      <w:pPr>
-        <w:spacing w:after="30"/>
-        <w:ind w:left="420"/>
-      </w:pPr>
-      <w:r>
-        <w:rPr>
+        <w:t xml:space="preserve">   check at least two</w:t>
+      </w:r>
+    </w:p>
+    <w:p>
+      <w:pPr>
+        <w:spacing w:after="60"/>
+      </w:pPr>
+      <w:r>
+        <w:rPr>
+          <w:b/>
+          <w:bCs/>
+          <w:color w:val="1FA6A2"/>
+          <w:sz w:val="22"/>
+          <w:szCs w:val="22"/>
+        </w:rPr>
+        <w:t xml:space="preserve">☐  </w:t>
+      </w:r>
+      <w:r>
+        <w:rPr>
+          <w:b/>
+          <w:bCs/>
+          <w:color w:val="12355B"/>
           <w:sz w:val="20"/>
           <w:szCs w:val="20"/>
         </w:rPr>
-        <w:t xml:space="preserve">A)  6n</w:t>
-      </w:r>
-    </w:p>
-    <w:p>
-      <w:pPr>
-        <w:spacing w:after="30"/>
-        <w:ind w:left="420"/>
-      </w:pPr>
+        <w:t xml:space="preserve">Variable — </w:t>
+      </w:r>
       <w:r>
         <w:rPr>
           <w:sz w:val="20"/>
           <w:szCs w:val="20"/>
         </w:rPr>
-        <w:t xml:space="preserve">B)  6 + n</w:t>
-      </w:r>
-    </w:p>
-    <w:p>
-      <w:pPr>
-        <w:spacing w:after="30"/>
-        <w:ind w:left="420"/>
-      </w:pPr>
-      <w:r>
-        <w:rPr>
+        <w:t xml:space="preserve">A letter that stands for a number that is unknown or can change.</w:t>
+      </w:r>
+      <w:r>
+        <w:rPr>
+          <w:i/>
+          <w:iCs/>
+          <w:color w:val="5F6F80"/>
+          <w:sz w:val="18"/>
+          <w:szCs w:val="18"/>
+        </w:rPr>
+        <w:br/>
+        <w:t xml:space="preserve">Variable — Una letra que representa un número desconocido o que puede cambiar.</w:t>
+      </w:r>
+    </w:p>
+    <w:p>
+      <w:pPr>
+        <w:spacing w:after="60"/>
+      </w:pPr>
+      <w:r>
+        <w:rPr>
+          <w:b/>
+          <w:bCs/>
+          <w:color w:val="1FA6A2"/>
+          <w:sz w:val="22"/>
+          <w:szCs w:val="22"/>
+        </w:rPr>
+        <w:t xml:space="preserve">☐  </w:t>
+      </w:r>
+      <w:r>
+        <w:rPr>
+          <w:b/>
+          <w:bCs/>
+          <w:color w:val="12355B"/>
           <w:sz w:val="20"/>
           <w:szCs w:val="20"/>
         </w:rPr>
-        <w:t xml:space="preserve">C)  n − 6</w:t>
-      </w:r>
-    </w:p>
-    <w:p>
-      <w:pPr>
-        <w:spacing w:after="30"/>
-        <w:ind w:left="420"/>
-      </w:pPr>
+        <w:t xml:space="preserve">Algebraic Expression — </w:t>
+      </w:r>
       <w:r>
         <w:rPr>
           <w:sz w:val="20"/>
           <w:szCs w:val="20"/>
         </w:rPr>
-        <w:t xml:space="preserve">D)  n ÷ 6</w:t>
-      </w:r>
-    </w:p>
-    <w:p>
-      <w:pPr>
-        <w:spacing w:after="20" w:before="50"/>
+        <w:t xml:space="preserve">A math phrase that has at least one letter.</w:t>
+      </w:r>
+      <w:r>
+        <w:rPr>
+          <w:i/>
+          <w:iCs/>
+          <w:color w:val="5F6F80"/>
+          <w:sz w:val="18"/>
+          <w:szCs w:val="18"/>
+        </w:rPr>
+        <w:br/>
+        <w:t xml:space="preserve">Expresión algebraica — Una frase matemática que tiene al menos una letra.</w:t>
+      </w:r>
+    </w:p>
+    <w:p>
+      <w:pPr>
+        <w:spacing w:after="60"/>
       </w:pPr>
       <w:r>
         <w:rPr>
           <w:b/>
           <w:bCs/>
           <w:color w:val="1FA6A2"/>
-          <w:sz w:val="21"/>
-          <w:szCs w:val="21"/>
-        </w:rPr>
-        <w:t xml:space="preserve">Step 1:  </w:t>
-      </w:r>
-      <w:r>
-        <w:rPr>
-          <w:sz w:val="21"/>
-          <w:szCs w:val="21"/>
-        </w:rPr>
-        <w:t xml:space="preserve">'Product' means multiplication, so the product of 6 and n is 6n.</w:t>
-      </w:r>
-    </w:p>
-    <w:p>
-      <w:pPr>
-        <w:spacing w:after="40" w:before="60"/>
-      </w:pPr>
-      <w:r>
-        <w:rPr>
-          <w:b/>
-          <w:bCs/>
-          <w:color w:val="12355B"/>
-          <w:sz w:val="21"/>
-          <w:szCs w:val="21"/>
-        </w:rPr>
-        <w:t xml:space="preserve">Answer:  </w:t>
-      </w:r>
-      <w:r>
-        <w:rPr>
-          <w:b/>
-          <w:bCs/>
-          <w:sz w:val="21"/>
-          <w:szCs w:val="21"/>
-        </w:rPr>
-        <w:t xml:space="preserve">A. 6n</w:t>
-      </w:r>
-    </w:p>
-    <w:p>
-      <w:pPr>
-        <w:pStyle w:val="Heading1"/>
-        <w:pageBreakBefore/>
-        <w:pBdr>
-          <w:bottom w:val="single" w:color="1FA6A2" w:sz="14" w:space="6"/>
-        </w:pBdr>
-        <w:spacing w:after="140" w:before="0"/>
-      </w:pPr>
-      <w:r>
-        <w:rPr>
-          <w:b/>
-          <w:bCs/>
-          <w:color w:val="12355B"/>
-          <w:sz w:val="30"/>
-          <w:szCs w:val="30"/>
-        </w:rPr>
-        <w:t xml:space="preserve">Guided Practice</w:t>
-      </w:r>
-    </w:p>
+          <w:sz w:val="22"/>
+          <w:szCs w:val="22"/>
+        </w:rPr>
+        <w:t xml:space="preserve">☐  </w:t>
+      </w:r>
+      <w:r>
+        <w:rPr>
+          <w:b/>
+          <w:bCs/>
+          <w:color w:val="12355B"/>
+          <w:sz w:val="20"/>
+          <w:szCs w:val="20"/>
+        </w:rPr>
+        <w:t xml:space="preserve">Coefficient — </w:t>
+      </w:r>
+      <w:r>
+        <w:rPr>
+          <w:sz w:val="20"/>
+          <w:szCs w:val="20"/>
+        </w:rPr>
+        <w:t xml:space="preserve">The number in front of a letter, like the 3 in 3x.</w:t>
+      </w:r>
+      <w:r>
+        <w:rPr>
+          <w:i/>
+          <w:iCs/>
+          <w:color w:val="5F6F80"/>
+          <w:sz w:val="18"/>
+          <w:szCs w:val="18"/>
+        </w:rPr>
+        <w:br/>
+        <w:t xml:space="preserve">Coeficiente — El número frente a una letra, como el 3 en 3x.</w:t>
+      </w:r>
+    </w:p>
+    <w:p>
+      <w:pPr>
+        <w:spacing w:after="60"/>
+      </w:pPr>
+      <w:r>
+        <w:rPr>
+          <w:b/>
+          <w:bCs/>
+          <w:color w:val="1FA6A2"/>
+          <w:sz w:val="22"/>
+          <w:szCs w:val="22"/>
+        </w:rPr>
+        <w:t xml:space="preserve">☐  </w:t>
+      </w:r>
+      <w:r>
+        <w:rPr>
+          <w:b/>
+          <w:bCs/>
+          <w:color w:val="12355B"/>
+          <w:sz w:val="20"/>
+          <w:szCs w:val="20"/>
+        </w:rPr>
+        <w:t xml:space="preserve">Constant — </w:t>
+      </w:r>
+      <w:r>
+        <w:rPr>
+          <w:sz w:val="20"/>
+          <w:szCs w:val="20"/>
+        </w:rPr>
+        <w:t xml:space="preserve">A number on its own that does not change.</w:t>
+      </w:r>
+      <w:r>
+        <w:rPr>
+          <w:i/>
+          <w:iCs/>
+          <w:color w:val="5F6F80"/>
+          <w:sz w:val="18"/>
+          <w:szCs w:val="18"/>
+        </w:rPr>
+        <w:br/>
+        <w:t xml:space="preserve">Constante — Un número solo que no cambia.</w:t>
+      </w:r>
+    </w:p>
+    <w:p>
+      <w:pPr>
+        <w:spacing w:after="60"/>
+      </w:pPr>
+      <w:r>
+        <w:rPr>
+          <w:b/>
+          <w:bCs/>
+          <w:color w:val="1FA6A2"/>
+          <w:sz w:val="22"/>
+          <w:szCs w:val="22"/>
+        </w:rPr>
+        <w:t xml:space="preserve">☐  </w:t>
+      </w:r>
+      <w:r>
+        <w:rPr>
+          <w:b/>
+          <w:bCs/>
+          <w:color w:val="12355B"/>
+          <w:sz w:val="20"/>
+          <w:szCs w:val="20"/>
+        </w:rPr>
+        <w:t xml:space="preserve">Like terms — </w:t>
+      </w:r>
+      <w:r>
+        <w:rPr>
+          <w:sz w:val="20"/>
+          <w:szCs w:val="20"/>
+        </w:rPr>
+        <w:t xml:space="preserve">Terms with the same letter, like 2x and 5x.</w:t>
+      </w:r>
+      <w:r>
+        <w:rPr>
+          <w:i/>
+          <w:iCs/>
+          <w:color w:val="5F6F80"/>
+          <w:sz w:val="18"/>
+          <w:szCs w:val="18"/>
+        </w:rPr>
+        <w:br/>
+        <w:t xml:space="preserve">Términos semejantes — Términos con la misma letra, como 2x y 5x.</w:t>
+      </w:r>
+    </w:p>
+    <w:tbl>
+      <w:tblPr>
+        <w:tblW w:type="pct" w:w="100%"/>
+        <w:tblBorders>
+          <w:top w:val="single" w:color="1FA6A2" w:sz="8"/>
+          <w:left w:val="single" w:color="1FA6A2" w:sz="8"/>
+          <w:bottom w:val="single" w:color="1FA6A2" w:sz="8"/>
+          <w:right w:val="single" w:color="1FA6A2" w:sz="8"/>
+          <w:insideH w:val="single" w:color="auto" w:sz="4"/>
+          <w:insideV w:val="single" w:color="auto" w:sz="4"/>
+        </w:tblBorders>
+      </w:tblPr>
+      <w:tblGrid>
+        <w:gridCol w:w="100"/>
+      </w:tblGrid>
+      <w:tr>
+        <w:tc>
+          <w:tcPr>
+            <w:shd w:fill="F7FFFD" w:color="auto" w:val="clear"/>
+            <w:tcMar>
+              <w:top w:type="dxa" w:w="120"/>
+              <w:left w:type="dxa" w:w="180"/>
+              <w:bottom w:type="dxa" w:w="120"/>
+              <w:right w:type="dxa" w:w="180"/>
+            </w:tcMar>
+          </w:tcPr>
+          <w:p>
+            <w:pPr>
+              <w:spacing w:after="50"/>
+            </w:pPr>
+            <w:r>
+              <w:rPr>
+                <w:b/>
+                <w:bCs/>
+                <w:color w:val="1FA6A2"/>
+                <w:sz w:val="20"/>
+                <w:szCs w:val="20"/>
+              </w:rPr>
+              <w:t xml:space="preserve">Say it first:  </w:t>
+            </w:r>
+            <w:r>
+              <w:rPr>
+                <w:sz w:val="20"/>
+                <w:szCs w:val="20"/>
+              </w:rPr>
+              <w:t xml:space="preserve">Say your idea to a partner or quietly to yourself before you write.</w:t>
+            </w:r>
+          </w:p>
+          <w:p>
+            <w:pPr>
+              <w:spacing w:after="60"/>
+            </w:pPr>
+            <w:r>
+              <w:rPr>
+                <w:color w:val="1A2733"/>
+                <w:sz w:val="21"/>
+                <w:szCs w:val="21"/>
+              </w:rPr>
+              <w:t xml:space="preserve">The words '___' mean ___, so the expression is ___.</w:t>
+            </w:r>
+            <w:r>
+              <w:rPr>
+                <w:i/>
+                <w:iCs/>
+                <w:color w:val="5F6F80"/>
+                <w:sz w:val="19"/>
+                <w:szCs w:val="19"/>
+              </w:rPr>
+              <w:br/>
+              <w:t xml:space="preserve">Las palabras '___' significan ___, así la expresión es ___.</w:t>
+            </w:r>
+          </w:p>
+        </w:tc>
+      </w:tr>
+    </w:tbl>
     <w:p>
       <w:pPr>
         <w:pStyle w:val="Heading2"/>
@@ -1600,181 +1695,17 @@
           <w:sz w:val="24"/>
           <w:szCs w:val="24"/>
         </w:rPr>
-        <w:t xml:space="preserve">Solve Together</w:t>
+        <w:t xml:space="preserve">3. Build Your Explanation</w:t>
       </w:r>
       <w:r>
         <w:rPr>
           <w:i/>
           <w:iCs/>
-          <w:color w:val="6B4FA0"/>
+          <w:color w:val="B97A12"/>
           <w:sz w:val="19"/>
           <w:szCs w:val="19"/>
         </w:rPr>
-        <w:t xml:space="preserve">   We Do — work with your class</w:t>
-      </w:r>
-    </w:p>
-    <w:p>
-      <w:pPr>
-        <w:keepNext/>
-        <w:spacing w:after="40" w:before="40"/>
-      </w:pPr>
-      <w:r>
-        <w:rPr>
-          <w:b/>
-          <w:bCs/>
-          <w:color w:val="12355B"/>
-          <w:sz w:val="21"/>
-          <w:szCs w:val="21"/>
-        </w:rPr>
-        <w:t xml:space="preserve">Problem:  </w:t>
-      </w:r>
-      <w:r>
-        <w:rPr>
-          <w:sz w:val="21"/>
-          <w:szCs w:val="21"/>
-        </w:rPr>
-        <w:t xml:space="preserve">Which expression represents '9 less than a number y'?</w:t>
-      </w:r>
-    </w:p>
-    <w:p>
-      <w:pPr>
-        <w:spacing w:after="30"/>
-        <w:ind w:left="420"/>
-      </w:pPr>
-      <w:r>
-        <w:rPr>
-          <w:sz w:val="20"/>
-          <w:szCs w:val="20"/>
-        </w:rPr>
-        <w:t xml:space="preserve">A)  y − 9</w:t>
-      </w:r>
-    </w:p>
-    <w:p>
-      <w:pPr>
-        <w:spacing w:after="30"/>
-        <w:ind w:left="420"/>
-      </w:pPr>
-      <w:r>
-        <w:rPr>
-          <w:sz w:val="20"/>
-          <w:szCs w:val="20"/>
-        </w:rPr>
-        <w:t xml:space="preserve">B)  9 − y</w:t>
-      </w:r>
-    </w:p>
-    <w:p>
-      <w:pPr>
-        <w:spacing w:after="30"/>
-        <w:ind w:left="420"/>
-      </w:pPr>
-      <w:r>
-        <w:rPr>
-          <w:sz w:val="20"/>
-          <w:szCs w:val="20"/>
-        </w:rPr>
-        <w:t xml:space="preserve">C)  y + 9</w:t>
-      </w:r>
-    </w:p>
-    <w:p>
-      <w:pPr>
-        <w:spacing w:after="30"/>
-        <w:ind w:left="420"/>
-      </w:pPr>
-      <w:r>
-        <w:rPr>
-          <w:sz w:val="20"/>
-          <w:szCs w:val="20"/>
-        </w:rPr>
-        <w:t xml:space="preserve">D)  9y</w:t>
-      </w:r>
-    </w:p>
-    <w:p>
-      <w:pPr>
-        <w:keepNext/>
-        <w:spacing w:after="0" w:before="50"/>
-      </w:pPr>
-      <w:r>
-        <w:rPr>
-          <w:b/>
-          <w:bCs/>
-          <w:color w:val="6B4FA0"/>
-          <w:sz w:val="21"/>
-          <w:szCs w:val="21"/>
-        </w:rPr>
-        <w:t xml:space="preserve">Step 1:</w:t>
-      </w:r>
-    </w:p>
-    <w:p>
-      <w:pPr>
-        <w:pBdr>
-          <w:bottom w:val="single" w:color="AFBECC" w:sz="6"/>
-        </w:pBdr>
-        <w:spacing w:after="30" w:before="150"/>
-      </w:pPr>
-      <w:r>
-        <w:t xml:space="preserve"/>
-      </w:r>
-    </w:p>
-    <w:p>
-      <w:pPr>
-        <w:keepNext/>
-        <w:spacing w:after="0" w:before="50"/>
-      </w:pPr>
-      <w:r>
-        <w:rPr>
-          <w:b/>
-          <w:bCs/>
-          <w:color w:val="6B4FA0"/>
-          <w:sz w:val="21"/>
-          <w:szCs w:val="21"/>
-        </w:rPr>
-        <w:t xml:space="preserve">Step 2:</w:t>
-      </w:r>
-    </w:p>
-    <w:p>
-      <w:pPr>
-        <w:pBdr>
-          <w:bottom w:val="single" w:color="AFBECC" w:sz="6"/>
-        </w:pBdr>
-        <w:spacing w:after="30" w:before="150"/>
-      </w:pPr>
-      <w:r>
-        <w:t xml:space="preserve"/>
-      </w:r>
-    </w:p>
-    <w:p>
-      <w:pPr>
-        <w:keepNext/>
-        <w:spacing w:after="0" w:before="60"/>
-      </w:pPr>
-      <w:r>
-        <w:rPr>
-          <w:b/>
-          <w:bCs/>
-          <w:color w:val="12355B"/>
-          <w:sz w:val="21"/>
-          <w:szCs w:val="21"/>
-        </w:rPr>
-        <w:t xml:space="preserve">Answer:</w:t>
-      </w:r>
-    </w:p>
-    <w:p>
-      <w:pPr>
-        <w:pBdr>
-          <w:bottom w:val="single" w:color="AFBECC" w:sz="6"/>
-        </w:pBdr>
-        <w:spacing w:after="30" w:before="150"/>
-      </w:pPr>
-      <w:r>
-        <w:t xml:space="preserve"/>
-      </w:r>
-    </w:p>
-    <w:p>
-      <w:pPr>
-        <w:spacing w:after="80"/>
-      </w:pPr>
-      <w:r>
-        <w:t xml:space="preserve"/>
+        <w:t xml:space="preserve">   choose your support</w:t>
       </w:r>
     </w:p>
     <w:tbl>
@@ -1805,6 +1736,1371 @@
           </w:tcPr>
           <w:p>
             <w:pPr>
+              <w:spacing w:after="50"/>
+            </w:pPr>
+            <w:r>
+              <w:rPr>
+                <w:i/>
+                <w:iCs/>
+                <w:color w:val="5F6F80"/>
+                <w:sz w:val="19"/>
+                <w:szCs w:val="19"/>
+              </w:rPr>
+              <w:t xml:space="preserve">This model shows the parts of an explanation. It does not answer your writing question.</w:t>
+            </w:r>
+          </w:p>
+          <w:p>
+            <w:pPr>
+              <w:spacing w:after="80"/>
+            </w:pPr>
+            <w:r>
+              <w:rPr>
+                <w:b/>
+                <w:bCs/>
+                <w:color w:val="12355B"/>
+                <w:sz w:val="19"/>
+                <w:szCs w:val="19"/>
+              </w:rPr>
+              <w:t xml:space="preserve">Claim:  </w:t>
+            </w:r>
+            <w:r>
+              <w:rPr>
+                <w:sz w:val="19"/>
+                <w:szCs w:val="19"/>
+              </w:rPr>
+              <w:t xml:space="preserve">Write 12t + 50: the 12t grows with tickets, the 50 stays fixed.</w:t>
+            </w:r>
+          </w:p>
+          <w:p>
+            <w:pPr>
+              <w:spacing w:after="80"/>
+            </w:pPr>
+            <w:r>
+              <w:rPr>
+                <w:b/>
+                <w:bCs/>
+                <w:color w:val="12355B"/>
+                <w:sz w:val="19"/>
+                <w:szCs w:val="19"/>
+              </w:rPr>
+              <w:t xml:space="preserve">Evidence:  </w:t>
+            </w:r>
+            <w:r>
+              <w:rPr>
+                <w:sz w:val="19"/>
+                <w:szCs w:val="19"/>
+              </w:rPr>
+              <w:t xml:space="preserve">Students write 12t + 50, identify t as the variable number of tickets, 12 as the coefficient (price per ticket), and 50 as the constant venue fee that does not change.</w:t>
+            </w:r>
+          </w:p>
+          <w:p>
+            <w:pPr>
+              <w:spacing w:after="80"/>
+            </w:pPr>
+            <w:r>
+              <w:rPr>
+                <w:b/>
+                <w:bCs/>
+                <w:color w:val="12355B"/>
+                <w:sz w:val="19"/>
+                <w:szCs w:val="19"/>
+              </w:rPr>
+              <w:t xml:space="preserve">Reasoning:  </w:t>
+            </w:r>
+            <w:r>
+              <w:rPr>
+                <w:sz w:val="19"/>
+                <w:szCs w:val="19"/>
+              </w:rPr>
+              <w:t xml:space="preserve">This evidence connects the definition of algebraic expression to the mathematical claim.</w:t>
+            </w:r>
+          </w:p>
+        </w:tc>
+      </w:tr>
+    </w:tbl>
+    <w:p>
+      <w:pPr>
+        <w:pStyle w:val="Heading2"/>
+        <w:spacing w:after="80" w:before="180"/>
+      </w:pPr>
+      <w:r>
+        <w:rPr>
+          <w:b/>
+          <w:bCs/>
+          <w:color w:val="12355B"/>
+          <w:sz w:val="24"/>
+          <w:szCs w:val="24"/>
+        </w:rPr>
+        <w:t xml:space="preserve">Start</w:t>
+      </w:r>
+      <w:r>
+        <w:rPr>
+          <w:i/>
+          <w:iCs/>
+          <w:color w:val="1FA6A2"/>
+          <w:sz w:val="19"/>
+          <w:szCs w:val="19"/>
+        </w:rPr>
+        <w:t xml:space="preserve">   Most language support</w:t>
+      </w:r>
+    </w:p>
+    <w:p>
+      <w:pPr>
+        <w:spacing w:after="60"/>
+      </w:pPr>
+      <w:r>
+        <w:rPr>
+          <w:color w:val="1A2733"/>
+          <w:sz w:val="21"/>
+          <w:szCs w:val="21"/>
+        </w:rPr>
+        <w:t xml:space="preserve">Complete the frames. Use the word bank.</w:t>
+      </w:r>
+      <w:r>
+        <w:rPr>
+          <w:i/>
+          <w:iCs/>
+          <w:color w:val="5F6F80"/>
+          <w:sz w:val="19"/>
+          <w:szCs w:val="19"/>
+        </w:rPr>
+        <w:br/>
+        <w:t xml:space="preserve">Completa las oraciones. Usa el banco de palabras.</w:t>
+      </w:r>
+    </w:p>
+    <w:p>
+      <w:pPr>
+        <w:spacing w:after="60"/>
+      </w:pPr>
+      <w:r>
+        <w:rPr>
+          <w:color w:val="1A2733"/>
+          <w:sz w:val="21"/>
+          <w:szCs w:val="21"/>
+        </w:rPr>
+        <w:t xml:space="preserve">The words '___' mean ___, so the expression is ___.</w:t>
+      </w:r>
+      <w:r>
+        <w:rPr>
+          <w:i/>
+          <w:iCs/>
+          <w:color w:val="5F6F80"/>
+          <w:sz w:val="19"/>
+          <w:szCs w:val="19"/>
+        </w:rPr>
+        <w:br/>
+        <w:t xml:space="preserve">Las palabras '___' significan ___, así la expresión es ___.</w:t>
+      </w:r>
+    </w:p>
+    <w:p>
+      <w:pPr>
+        <w:spacing w:after="60"/>
+      </w:pPr>
+      <w:r>
+        <w:rPr>
+          <w:color w:val="1A2733"/>
+          <w:sz w:val="21"/>
+          <w:szCs w:val="21"/>
+        </w:rPr>
+        <w:t xml:space="preserve">It is g − 12, not 12 − g, because 'less than' means ___.</w:t>
+      </w:r>
+      <w:r>
+        <w:rPr>
+          <w:i/>
+          <w:iCs/>
+          <w:color w:val="5F6F80"/>
+          <w:sz w:val="19"/>
+          <w:szCs w:val="19"/>
+        </w:rPr>
+        <w:br/>
+        <w:t xml:space="preserve">Es g − 12, no 12 − g, porque 'menos que' significa ___.</w:t>
+      </w:r>
+    </w:p>
+    <w:tbl>
+      <w:tblPr>
+        <w:tblW w:type="pct" w:w="100%"/>
+        <w:tblBorders>
+          <w:top w:val="single" w:color="C7D2DD" w:sz="6"/>
+          <w:left w:val="single" w:color="C7D2DD" w:sz="6"/>
+          <w:bottom w:val="single" w:color="C7D2DD" w:sz="6"/>
+          <w:right w:val="single" w:color="C7D2DD" w:sz="6"/>
+          <w:insideH w:val="single" w:color="auto" w:sz="4"/>
+          <w:insideV w:val="single" w:color="auto" w:sz="4"/>
+        </w:tblBorders>
+      </w:tblPr>
+      <w:tblGrid>
+        <w:gridCol w:w="100"/>
+      </w:tblGrid>
+      <w:tr>
+        <w:tc>
+          <w:tcPr>
+            <w:shd w:fill="FBF3E2" w:color="auto" w:val="clear"/>
+            <w:tcMar>
+              <w:top w:type="dxa" w:w="60"/>
+              <w:left w:type="dxa" w:w="120"/>
+              <w:bottom w:type="dxa" w:w="60"/>
+              <w:right w:type="dxa" w:w="120"/>
+            </w:tcMar>
+          </w:tcPr>
+          <w:p>
+            <w:pPr>
+              <w:spacing w:after="0" w:line="320"/>
+            </w:pPr>
+            <w:r>
+              <w:t xml:space="preserve"/>
+            </w:r>
+          </w:p>
+          <w:p>
+            <w:pPr>
+              <w:spacing w:after="0" w:line="320"/>
+            </w:pPr>
+            <w:r>
+              <w:t xml:space="preserve"/>
+            </w:r>
+          </w:p>
+          <w:p>
+            <w:pPr>
+              <w:spacing w:after="0" w:line="320"/>
+            </w:pPr>
+            <w:r>
+              <w:t xml:space="preserve"/>
+            </w:r>
+          </w:p>
+        </w:tc>
+      </w:tr>
+    </w:tbl>
+    <w:p>
+      <w:pPr>
+        <w:pStyle w:val="Heading2"/>
+        <w:spacing w:after="80" w:before="180"/>
+      </w:pPr>
+      <w:r>
+        <w:rPr>
+          <w:b/>
+          <w:bCs/>
+          <w:color w:val="12355B"/>
+          <w:sz w:val="24"/>
+          <w:szCs w:val="24"/>
+        </w:rPr>
+        <w:t xml:space="preserve">Build</w:t>
+      </w:r>
+      <w:r>
+        <w:rPr>
+          <w:i/>
+          <w:iCs/>
+          <w:color w:val="B97A12"/>
+          <w:sz w:val="19"/>
+          <w:szCs w:val="19"/>
+        </w:rPr>
+        <w:t xml:space="preserve">   Some language support</w:t>
+      </w:r>
+    </w:p>
+    <w:p>
+      <w:pPr>
+        <w:spacing w:after="60"/>
+      </w:pPr>
+      <w:r>
+        <w:rPr>
+          <w:color w:val="1A2733"/>
+          <w:sz w:val="21"/>
+          <w:szCs w:val="21"/>
+        </w:rPr>
+        <w:t xml:space="preserve">Write two connected sentences. Use because, so, or but.</w:t>
+      </w:r>
+      <w:r>
+        <w:rPr>
+          <w:i/>
+          <w:iCs/>
+          <w:color w:val="5F6F80"/>
+          <w:sz w:val="19"/>
+          <w:szCs w:val="19"/>
+        </w:rPr>
+        <w:br/>
+        <w:t xml:space="preserve">Escribe dos oraciones conectadas. Usa porque, entonces o pero.</w:t>
+      </w:r>
+    </w:p>
+    <w:p>
+      <w:pPr>
+        <w:spacing w:after="60"/>
+      </w:pPr>
+      <w:r>
+        <w:rPr>
+          <w:color w:val="1A2733"/>
+          <w:sz w:val="21"/>
+          <w:szCs w:val="21"/>
+        </w:rPr>
+        <w:t xml:space="preserve">My claim is ___.</w:t>
+      </w:r>
+      <w:r>
+        <w:rPr>
+          <w:i/>
+          <w:iCs/>
+          <w:color w:val="5F6F80"/>
+          <w:sz w:val="19"/>
+          <w:szCs w:val="19"/>
+        </w:rPr>
+        <w:br/>
+        <w:t xml:space="preserve">Mi afirmación es ___.</w:t>
+      </w:r>
+    </w:p>
+    <w:p>
+      <w:pPr>
+        <w:spacing w:after="60"/>
+      </w:pPr>
+      <w:r>
+        <w:rPr>
+          <w:color w:val="1A2733"/>
+          <w:sz w:val="21"/>
+          <w:szCs w:val="21"/>
+        </w:rPr>
+        <w:t xml:space="preserve">I know because ___.</w:t>
+      </w:r>
+      <w:r>
+        <w:rPr>
+          <w:i/>
+          <w:iCs/>
+          <w:color w:val="5F6F80"/>
+          <w:sz w:val="19"/>
+          <w:szCs w:val="19"/>
+        </w:rPr>
+        <w:br/>
+        <w:t xml:space="preserve">Lo sé porque ___.</w:t>
+      </w:r>
+    </w:p>
+    <w:p>
+      <w:pPr>
+        <w:spacing w:after="60"/>
+      </w:pPr>
+      <w:r>
+        <w:rPr>
+          <w:color w:val="1A2733"/>
+          <w:sz w:val="21"/>
+          <w:szCs w:val="21"/>
+        </w:rPr>
+        <w:t xml:space="preserve">So ___.</w:t>
+      </w:r>
+      <w:r>
+        <w:rPr>
+          <w:i/>
+          <w:iCs/>
+          <w:color w:val="5F6F80"/>
+          <w:sz w:val="19"/>
+          <w:szCs w:val="19"/>
+        </w:rPr>
+        <w:br/>
+        <w:t xml:space="preserve">Entonces ___.</w:t>
+      </w:r>
+    </w:p>
+    <w:tbl>
+      <w:tblPr>
+        <w:tblW w:type="pct" w:w="100%"/>
+        <w:tblBorders>
+          <w:top w:val="single" w:color="C7D2DD" w:sz="6"/>
+          <w:left w:val="single" w:color="C7D2DD" w:sz="6"/>
+          <w:bottom w:val="single" w:color="C7D2DD" w:sz="6"/>
+          <w:right w:val="single" w:color="C7D2DD" w:sz="6"/>
+          <w:insideH w:val="single" w:color="auto" w:sz="4"/>
+          <w:insideV w:val="single" w:color="auto" w:sz="4"/>
+        </w:tblBorders>
+      </w:tblPr>
+      <w:tblGrid>
+        <w:gridCol w:w="100"/>
+      </w:tblGrid>
+      <w:tr>
+        <w:tc>
+          <w:tcPr>
+            <w:shd w:fill="FBF3E2" w:color="auto" w:val="clear"/>
+            <w:tcMar>
+              <w:top w:type="dxa" w:w="60"/>
+              <w:left w:type="dxa" w:w="120"/>
+              <w:bottom w:type="dxa" w:w="60"/>
+              <w:right w:type="dxa" w:w="120"/>
+            </w:tcMar>
+          </w:tcPr>
+          <w:p>
+            <w:pPr>
+              <w:spacing w:after="0" w:line="320"/>
+            </w:pPr>
+            <w:r>
+              <w:t xml:space="preserve"/>
+            </w:r>
+          </w:p>
+          <w:p>
+            <w:pPr>
+              <w:spacing w:after="0" w:line="320"/>
+            </w:pPr>
+            <w:r>
+              <w:t xml:space="preserve"/>
+            </w:r>
+          </w:p>
+          <w:p>
+            <w:pPr>
+              <w:spacing w:after="0" w:line="320"/>
+            </w:pPr>
+            <w:r>
+              <w:t xml:space="preserve"/>
+            </w:r>
+          </w:p>
+        </w:tc>
+      </w:tr>
+    </w:tbl>
+    <w:p>
+      <w:pPr>
+        <w:pStyle w:val="Heading2"/>
+        <w:spacing w:after="80" w:before="180"/>
+      </w:pPr>
+      <w:r>
+        <w:rPr>
+          <w:b/>
+          <w:bCs/>
+          <w:color w:val="12355B"/>
+          <w:sz w:val="24"/>
+          <w:szCs w:val="24"/>
+        </w:rPr>
+        <w:t xml:space="preserve">Explain</w:t>
+      </w:r>
+      <w:r>
+        <w:rPr>
+          <w:i/>
+          <w:iCs/>
+          <w:color w:val="B97A12"/>
+          <w:sz w:val="19"/>
+          <w:szCs w:val="19"/>
+        </w:rPr>
+        <w:t xml:space="preserve">   Light language support</w:t>
+      </w:r>
+    </w:p>
+    <w:p>
+      <w:pPr>
+        <w:spacing w:after="60"/>
+      </w:pPr>
+      <w:r>
+        <w:rPr>
+          <w:color w:val="1A2733"/>
+          <w:sz w:val="21"/>
+          <w:szCs w:val="21"/>
+        </w:rPr>
+        <w:t xml:space="preserve">Write a claim, give math evidence, and explain your reasoning.</w:t>
+      </w:r>
+      <w:r>
+        <w:rPr>
+          <w:i/>
+          <w:iCs/>
+          <w:color w:val="5F6F80"/>
+          <w:sz w:val="19"/>
+          <w:szCs w:val="19"/>
+        </w:rPr>
+        <w:br/>
+        <w:t xml:space="preserve">Escribe una afirmación, da evidencia matemática y explica tu razonamiento.</w:t>
+      </w:r>
+    </w:p>
+    <w:p>
+      <w:pPr>
+        <w:spacing w:after="60"/>
+      </w:pPr>
+      <w:r>
+        <w:rPr>
+          <w:color w:val="1A2733"/>
+          <w:sz w:val="21"/>
+          <w:szCs w:val="21"/>
+        </w:rPr>
+        <w:t xml:space="preserve">My claim is ___.</w:t>
+      </w:r>
+      <w:r>
+        <w:rPr>
+          <w:i/>
+          <w:iCs/>
+          <w:color w:val="5F6F80"/>
+          <w:sz w:val="19"/>
+          <w:szCs w:val="19"/>
+        </w:rPr>
+        <w:br/>
+        <w:t xml:space="preserve">Mi afirmación es ___.</w:t>
+      </w:r>
+    </w:p>
+    <w:p>
+      <w:pPr>
+        <w:spacing w:after="60"/>
+      </w:pPr>
+      <w:r>
+        <w:rPr>
+          <w:color w:val="1A2733"/>
+          <w:sz w:val="21"/>
+          <w:szCs w:val="21"/>
+        </w:rPr>
+        <w:t xml:space="preserve">My math evidence is ___.</w:t>
+      </w:r>
+      <w:r>
+        <w:rPr>
+          <w:i/>
+          <w:iCs/>
+          <w:color w:val="5F6F80"/>
+          <w:sz w:val="19"/>
+          <w:szCs w:val="19"/>
+        </w:rPr>
+        <w:br/>
+        <w:t xml:space="preserve">Mi evidencia matemática es ___.</w:t>
+      </w:r>
+    </w:p>
+    <w:p>
+      <w:pPr>
+        <w:spacing w:after="60"/>
+      </w:pPr>
+      <w:r>
+        <w:rPr>
+          <w:color w:val="1A2733"/>
+          <w:sz w:val="21"/>
+          <w:szCs w:val="21"/>
+        </w:rPr>
+        <w:t xml:space="preserve">This proves ___ because ___.</w:t>
+      </w:r>
+      <w:r>
+        <w:rPr>
+          <w:i/>
+          <w:iCs/>
+          <w:color w:val="5F6F80"/>
+          <w:sz w:val="19"/>
+          <w:szCs w:val="19"/>
+        </w:rPr>
+        <w:br/>
+        <w:t xml:space="preserve">Esto demuestra ___ porque ___.</w:t>
+      </w:r>
+    </w:p>
+    <w:tbl>
+      <w:tblPr>
+        <w:tblW w:type="pct" w:w="100%"/>
+        <w:tblBorders>
+          <w:top w:val="single" w:color="C7D2DD" w:sz="6"/>
+          <w:left w:val="single" w:color="C7D2DD" w:sz="6"/>
+          <w:bottom w:val="single" w:color="C7D2DD" w:sz="6"/>
+          <w:right w:val="single" w:color="C7D2DD" w:sz="6"/>
+          <w:insideH w:val="single" w:color="auto" w:sz="4"/>
+          <w:insideV w:val="single" w:color="auto" w:sz="4"/>
+        </w:tblBorders>
+      </w:tblPr>
+      <w:tblGrid>
+        <w:gridCol w:w="100"/>
+      </w:tblGrid>
+      <w:tr>
+        <w:tc>
+          <w:tcPr>
+            <w:shd w:fill="FBF3E2" w:color="auto" w:val="clear"/>
+            <w:tcMar>
+              <w:top w:type="dxa" w:w="60"/>
+              <w:left w:type="dxa" w:w="120"/>
+              <w:bottom w:type="dxa" w:w="60"/>
+              <w:right w:type="dxa" w:w="120"/>
+            </w:tcMar>
+          </w:tcPr>
+          <w:p>
+            <w:pPr>
+              <w:spacing w:after="0" w:line="320"/>
+            </w:pPr>
+            <w:r>
+              <w:t xml:space="preserve"/>
+            </w:r>
+          </w:p>
+          <w:p>
+            <w:pPr>
+              <w:spacing w:after="0" w:line="320"/>
+            </w:pPr>
+            <w:r>
+              <w:t xml:space="preserve"/>
+            </w:r>
+          </w:p>
+          <w:p>
+            <w:pPr>
+              <w:spacing w:after="0" w:line="320"/>
+            </w:pPr>
+            <w:r>
+              <w:t xml:space="preserve"/>
+            </w:r>
+          </w:p>
+          <w:p>
+            <w:pPr>
+              <w:spacing w:after="0" w:line="320"/>
+            </w:pPr>
+            <w:r>
+              <w:t xml:space="preserve"/>
+            </w:r>
+          </w:p>
+          <w:p>
+            <w:pPr>
+              <w:spacing w:after="0" w:line="320"/>
+            </w:pPr>
+            <w:r>
+              <w:t xml:space="preserve"/>
+            </w:r>
+          </w:p>
+        </w:tc>
+      </w:tr>
+    </w:tbl>
+    <w:p>
+      <w:pPr>
+        <w:pStyle w:val="Heading2"/>
+        <w:spacing w:after="80" w:before="180"/>
+      </w:pPr>
+      <w:r>
+        <w:rPr>
+          <w:b/>
+          <w:bCs/>
+          <w:color w:val="12355B"/>
+          <w:sz w:val="24"/>
+          <w:szCs w:val="24"/>
+        </w:rPr>
+        <w:t xml:space="preserve">4. Check Your Explanation</w:t>
+      </w:r>
+      <w:r>
+        <w:rPr>
+          <w:i/>
+          <w:iCs/>
+          <w:color w:val="1FA6A2"/>
+          <w:sz w:val="19"/>
+          <w:szCs w:val="19"/>
+        </w:rPr>
+        <w:t xml:space="preserve">   five quick checks</w:t>
+      </w:r>
+    </w:p>
+    <w:p>
+      <w:pPr>
+        <w:spacing w:after="80"/>
+      </w:pPr>
+      <w:r>
+        <w:rPr>
+          <w:b/>
+          <w:bCs/>
+          <w:color w:val="1FA6A2"/>
+          <w:sz w:val="22"/>
+          <w:szCs w:val="22"/>
+        </w:rPr>
+        <w:t xml:space="preserve">☐  </w:t>
+      </w:r>
+      <w:r>
+        <w:rPr>
+          <w:sz w:val="20"/>
+          <w:szCs w:val="20"/>
+        </w:rPr>
+        <w:t xml:space="preserve">I answered the question.</w:t>
+      </w:r>
+      <w:r>
+        <w:rPr>
+          <w:i/>
+          <w:iCs/>
+          <w:color w:val="5F6F80"/>
+          <w:sz w:val="18"/>
+          <w:szCs w:val="18"/>
+        </w:rPr>
+        <w:br/>
+        <w:t xml:space="preserve">Respondí la pregunta.</w:t>
+      </w:r>
+    </w:p>
+    <w:p>
+      <w:pPr>
+        <w:spacing w:after="80"/>
+      </w:pPr>
+      <w:r>
+        <w:rPr>
+          <w:b/>
+          <w:bCs/>
+          <w:color w:val="1FA6A2"/>
+          <w:sz w:val="22"/>
+          <w:szCs w:val="22"/>
+        </w:rPr>
+        <w:t xml:space="preserve">☐  </w:t>
+      </w:r>
+      <w:r>
+        <w:rPr>
+          <w:sz w:val="20"/>
+          <w:szCs w:val="20"/>
+        </w:rPr>
+        <w:t xml:space="preserve">I used math evidence: numbers, an equation, a model, or a comparison.</w:t>
+      </w:r>
+      <w:r>
+        <w:rPr>
+          <w:i/>
+          <w:iCs/>
+          <w:color w:val="5F6F80"/>
+          <w:sz w:val="18"/>
+          <w:szCs w:val="18"/>
+        </w:rPr>
+        <w:br/>
+        <w:t xml:space="preserve">Usé evidencia matemática: números, una ecuación, un modelo o una comparación.</w:t>
+      </w:r>
+    </w:p>
+    <w:p>
+      <w:pPr>
+        <w:spacing w:after="80"/>
+      </w:pPr>
+      <w:r>
+        <w:rPr>
+          <w:b/>
+          <w:bCs/>
+          <w:color w:val="1FA6A2"/>
+          <w:sz w:val="22"/>
+          <w:szCs w:val="22"/>
+        </w:rPr>
+        <w:t xml:space="preserve">☐  </w:t>
+      </w:r>
+      <w:r>
+        <w:rPr>
+          <w:sz w:val="20"/>
+          <w:szCs w:val="20"/>
+        </w:rPr>
+        <w:t xml:space="preserve">I explained how the evidence proves my answer.</w:t>
+      </w:r>
+      <w:r>
+        <w:rPr>
+          <w:i/>
+          <w:iCs/>
+          <w:color w:val="5F6F80"/>
+          <w:sz w:val="18"/>
+          <w:szCs w:val="18"/>
+        </w:rPr>
+        <w:br/>
+        <w:t xml:space="preserve">Expliqué cómo la evidencia demuestra mi respuesta.</w:t>
+      </w:r>
+    </w:p>
+    <w:p>
+      <w:pPr>
+        <w:spacing w:after="80"/>
+      </w:pPr>
+      <w:r>
+        <w:rPr>
+          <w:b/>
+          <w:bCs/>
+          <w:color w:val="1FA6A2"/>
+          <w:sz w:val="22"/>
+          <w:szCs w:val="22"/>
+        </w:rPr>
+        <w:t xml:space="preserve">☐  </w:t>
+      </w:r>
+      <w:r>
+        <w:rPr>
+          <w:sz w:val="20"/>
+          <w:szCs w:val="20"/>
+        </w:rPr>
+        <w:t xml:space="preserve">I used at least two math words.</w:t>
+      </w:r>
+      <w:r>
+        <w:rPr>
+          <w:i/>
+          <w:iCs/>
+          <w:color w:val="5F6F80"/>
+          <w:sz w:val="18"/>
+          <w:szCs w:val="18"/>
+        </w:rPr>
+        <w:br/>
+        <w:t xml:space="preserve">Usé por lo menos dos palabras matemáticas.</w:t>
+      </w:r>
+    </w:p>
+    <w:p>
+      <w:pPr>
+        <w:spacing w:after="80"/>
+      </w:pPr>
+      <w:r>
+        <w:rPr>
+          <w:b/>
+          <w:bCs/>
+          <w:color w:val="1FA6A2"/>
+          <w:sz w:val="22"/>
+          <w:szCs w:val="22"/>
+        </w:rPr>
+        <w:t xml:space="preserve">☐  </w:t>
+      </w:r>
+      <w:r>
+        <w:rPr>
+          <w:sz w:val="20"/>
+          <w:szCs w:val="20"/>
+        </w:rPr>
+        <w:t xml:space="preserve">I reread complete sentences and punctuation.</w:t>
+      </w:r>
+      <w:r>
+        <w:rPr>
+          <w:i/>
+          <w:iCs/>
+          <w:color w:val="5F6F80"/>
+          <w:sz w:val="18"/>
+          <w:szCs w:val="18"/>
+        </w:rPr>
+        <w:br/>
+        <w:t xml:space="preserve">Volví a leer mis oraciones completas y la puntuación.</w:t>
+      </w:r>
+    </w:p>
+    <w:p>
+      <w:pPr>
+        <w:pStyle w:val="Heading1"/>
+        <w:pageBreakBefore/>
+        <w:pBdr>
+          <w:bottom w:val="single" w:color="1FA6A2" w:sz="14" w:space="6"/>
+        </w:pBdr>
+        <w:spacing w:after="140" w:before="0"/>
+      </w:pPr>
+      <w:r>
+        <w:rPr>
+          <w:b/>
+          <w:bCs/>
+          <w:color w:val="12355B"/>
+          <w:sz w:val="30"/>
+          <w:szCs w:val="30"/>
+        </w:rPr>
+        <w:t xml:space="preserve">Worked Example</w:t>
+      </w:r>
+    </w:p>
+    <w:p>
+      <w:pPr>
+        <w:pStyle w:val="Heading2"/>
+        <w:spacing w:after="80" w:before="180"/>
+      </w:pPr>
+      <w:r>
+        <w:rPr>
+          <w:b/>
+          <w:bCs/>
+          <w:color w:val="12355B"/>
+          <w:sz w:val="24"/>
+          <w:szCs w:val="24"/>
+        </w:rPr>
+        <w:t xml:space="preserve">Watch &amp; Read</w:t>
+      </w:r>
+      <w:r>
+        <w:rPr>
+          <w:i/>
+          <w:iCs/>
+          <w:color w:val="1FA6A2"/>
+          <w:sz w:val="19"/>
+          <w:szCs w:val="19"/>
+        </w:rPr>
+        <w:t xml:space="preserve">   I Do — follow along with your teacher</w:t>
+      </w:r>
+    </w:p>
+    <w:tbl>
+      <w:tblPr>
+        <w:tblW w:type="pct" w:w="100%"/>
+        <w:tblBorders>
+          <w:top w:val="single" w:color="1FA6A2" w:sz="8"/>
+          <w:left w:val="single" w:color="1FA6A2" w:sz="8"/>
+          <w:bottom w:val="single" w:color="1FA6A2" w:sz="8"/>
+          <w:right w:val="single" w:color="1FA6A2" w:sz="8"/>
+          <w:insideH w:val="single" w:color="auto" w:sz="4"/>
+          <w:insideV w:val="single" w:color="auto" w:sz="4"/>
+        </w:tblBorders>
+      </w:tblPr>
+      <w:tblGrid>
+        <w:gridCol w:w="100"/>
+      </w:tblGrid>
+      <w:tr>
+        <w:tc>
+          <w:tcPr>
+            <w:shd w:fill="E6F4F3" w:color="auto" w:val="clear"/>
+            <w:tcMar>
+              <w:top w:type="dxa" w:w="120"/>
+              <w:left w:type="dxa" w:w="180"/>
+              <w:bottom w:type="dxa" w:w="120"/>
+              <w:right w:type="dxa" w:w="180"/>
+            </w:tcMar>
+          </w:tcPr>
+          <w:p>
+            <w:pPr>
+              <w:spacing w:after="60"/>
+            </w:pPr>
+            <w:r>
+              <w:rPr>
+                <w:b/>
+                <w:bCs/>
+                <w:color w:val="12355B"/>
+                <w:sz w:val="22"/>
+                <w:szCs w:val="22"/>
+              </w:rPr>
+              <w:t xml:space="preserve">Concert Planner</w:t>
+            </w:r>
+          </w:p>
+          <w:p>
+            <w:pPr>
+              <w:spacing w:after="0"/>
+            </w:pPr>
+            <w:r>
+              <w:rPr>
+                <w:sz w:val="21"/>
+                <w:szCs w:val="21"/>
+              </w:rPr>
+              <w:t xml:space="preserve">You're planning a concert at the music studio. Tickets cost $12 each, and there's a flat $50 venue fee no matter how many people attend. If t represents the number of tickets sold, how would you write an expression for the total revenue?</w:t>
+            </w:r>
+          </w:p>
+        </w:tc>
+      </w:tr>
+    </w:tbl>
+    <w:p>
+      <w:pPr>
+        <w:spacing w:after="80"/>
+      </w:pPr>
+      <w:r>
+        <w:t xml:space="preserve"/>
+      </w:r>
+    </w:p>
+    <w:p>
+      <w:pPr>
+        <w:spacing w:after="50" w:before="60"/>
+      </w:pPr>
+      <w:r>
+        <w:rPr>
+          <w:b/>
+          <w:bCs/>
+          <w:color w:val="12355B"/>
+          <w:sz w:val="21"/>
+          <w:szCs w:val="21"/>
+        </w:rPr>
+        <w:t xml:space="preserve">Think about:</w:t>
+      </w:r>
+    </w:p>
+    <w:p>
+      <w:pPr>
+        <w:spacing w:after="40"/>
+        <w:ind w:left="300"/>
+      </w:pPr>
+      <w:r>
+        <w:rPr>
+          <w:sz w:val="20"/>
+          <w:szCs w:val="20"/>
+        </w:rPr>
+        <w:t xml:space="preserve">•  What value changes depending on how many people come?</w:t>
+      </w:r>
+    </w:p>
+    <w:p>
+      <w:pPr>
+        <w:spacing w:after="40"/>
+        <w:ind w:left="300"/>
+      </w:pPr>
+      <w:r>
+        <w:rPr>
+          <w:sz w:val="20"/>
+          <w:szCs w:val="20"/>
+        </w:rPr>
+        <w:t xml:space="preserve">•  What stays the same no matter the number of tickets?</w:t>
+      </w:r>
+    </w:p>
+    <w:p>
+      <w:pPr>
+        <w:spacing w:after="40"/>
+        <w:ind w:left="300"/>
+      </w:pPr>
+      <w:r>
+        <w:rPr>
+          <w:sz w:val="20"/>
+          <w:szCs w:val="20"/>
+        </w:rPr>
+        <w:t xml:space="preserve">•  How would you calculate the total if 10 tickets are sold?</w:t>
+      </w:r>
+    </w:p>
+    <w:p>
+      <w:pPr>
+        <w:spacing w:after="40"/>
+        <w:ind w:left="300"/>
+      </w:pPr>
+      <w:r>
+        <w:rPr>
+          <w:sz w:val="20"/>
+          <w:szCs w:val="20"/>
+        </w:rPr>
+        <w:t xml:space="preserve">•  What if there were two different ticket prices — regular and VIP?</w:t>
+      </w:r>
+    </w:p>
+    <w:p>
+      <w:pPr>
+        <w:spacing w:after="40"/>
+        <w:ind w:left="300"/>
+      </w:pPr>
+      <w:r>
+        <w:rPr>
+          <w:sz w:val="20"/>
+          <w:szCs w:val="20"/>
+        </w:rPr>
+        <w:t xml:space="preserve">•  How many tickets would need to be sold to earn $200?</w:t>
+      </w:r>
+    </w:p>
+    <w:p>
+      <w:pPr>
+        <w:pStyle w:val="Heading2"/>
+        <w:spacing w:after="80" w:before="180"/>
+      </w:pPr>
+      <w:r>
+        <w:rPr>
+          <w:b/>
+          <w:bCs/>
+          <w:color w:val="12355B"/>
+          <w:sz w:val="24"/>
+          <w:szCs w:val="24"/>
+        </w:rPr>
+        <w:t xml:space="preserve">Solved Example</w:t>
+      </w:r>
+      <w:r>
+        <w:rPr>
+          <w:i/>
+          <w:iCs/>
+          <w:color w:val="1FA6A2"/>
+          <w:sz w:val="19"/>
+          <w:szCs w:val="19"/>
+        </w:rPr>
+        <w:t xml:space="preserve">   I Do — watch each step</w:t>
+      </w:r>
+    </w:p>
+    <w:p>
+      <w:pPr>
+        <w:keepNext/>
+        <w:spacing w:after="40"/>
+      </w:pPr>
+      <w:r>
+        <w:rPr>
+          <w:b/>
+          <w:bCs/>
+          <w:color w:val="12355B"/>
+          <w:sz w:val="21"/>
+          <w:szCs w:val="21"/>
+        </w:rPr>
+        <w:t xml:space="preserve">Problem:  </w:t>
+      </w:r>
+      <w:r>
+        <w:rPr>
+          <w:sz w:val="21"/>
+          <w:szCs w:val="21"/>
+        </w:rPr>
+        <w:t xml:space="preserve">Which expression represents 'the product of 6 and a number n'?</w:t>
+      </w:r>
+    </w:p>
+    <w:p>
+      <w:pPr>
+        <w:spacing w:after="30"/>
+        <w:ind w:left="420"/>
+      </w:pPr>
+      <w:r>
+        <w:rPr>
+          <w:sz w:val="20"/>
+          <w:szCs w:val="20"/>
+        </w:rPr>
+        <w:t xml:space="preserve">A)  6n</w:t>
+      </w:r>
+    </w:p>
+    <w:p>
+      <w:pPr>
+        <w:spacing w:after="30"/>
+        <w:ind w:left="420"/>
+      </w:pPr>
+      <w:r>
+        <w:rPr>
+          <w:sz w:val="20"/>
+          <w:szCs w:val="20"/>
+        </w:rPr>
+        <w:t xml:space="preserve">B)  6 + n</w:t>
+      </w:r>
+    </w:p>
+    <w:p>
+      <w:pPr>
+        <w:spacing w:after="30"/>
+        <w:ind w:left="420"/>
+      </w:pPr>
+      <w:r>
+        <w:rPr>
+          <w:sz w:val="20"/>
+          <w:szCs w:val="20"/>
+        </w:rPr>
+        <w:t xml:space="preserve">C)  n − 6</w:t>
+      </w:r>
+    </w:p>
+    <w:p>
+      <w:pPr>
+        <w:spacing w:after="30"/>
+        <w:ind w:left="420"/>
+      </w:pPr>
+      <w:r>
+        <w:rPr>
+          <w:sz w:val="20"/>
+          <w:szCs w:val="20"/>
+        </w:rPr>
+        <w:t xml:space="preserve">D)  n ÷ 6</w:t>
+      </w:r>
+    </w:p>
+    <w:p>
+      <w:pPr>
+        <w:spacing w:after="20" w:before="50"/>
+      </w:pPr>
+      <w:r>
+        <w:rPr>
+          <w:b/>
+          <w:bCs/>
+          <w:color w:val="1FA6A2"/>
+          <w:sz w:val="21"/>
+          <w:szCs w:val="21"/>
+        </w:rPr>
+        <w:t xml:space="preserve">Step 1:  </w:t>
+      </w:r>
+      <w:r>
+        <w:rPr>
+          <w:sz w:val="21"/>
+          <w:szCs w:val="21"/>
+        </w:rPr>
+        <w:t xml:space="preserve">'Product' means multiplication, so the product of 6 and n is 6n.</w:t>
+      </w:r>
+    </w:p>
+    <w:p>
+      <w:pPr>
+        <w:spacing w:after="40" w:before="60"/>
+      </w:pPr>
+      <w:r>
+        <w:rPr>
+          <w:b/>
+          <w:bCs/>
+          <w:color w:val="12355B"/>
+          <w:sz w:val="21"/>
+          <w:szCs w:val="21"/>
+        </w:rPr>
+        <w:t xml:space="preserve">Answer:  </w:t>
+      </w:r>
+      <w:r>
+        <w:rPr>
+          <w:b/>
+          <w:bCs/>
+          <w:sz w:val="21"/>
+          <w:szCs w:val="21"/>
+        </w:rPr>
+        <w:t xml:space="preserve">A. 6n</w:t>
+      </w:r>
+    </w:p>
+    <w:p>
+      <w:pPr>
+        <w:pStyle w:val="Heading1"/>
+        <w:pageBreakBefore/>
+        <w:pBdr>
+          <w:bottom w:val="single" w:color="1FA6A2" w:sz="14" w:space="6"/>
+        </w:pBdr>
+        <w:spacing w:after="140" w:before="0"/>
+      </w:pPr>
+      <w:r>
+        <w:rPr>
+          <w:b/>
+          <w:bCs/>
+          <w:color w:val="12355B"/>
+          <w:sz w:val="30"/>
+          <w:szCs w:val="30"/>
+        </w:rPr>
+        <w:t xml:space="preserve">Guided Practice</w:t>
+      </w:r>
+    </w:p>
+    <w:p>
+      <w:pPr>
+        <w:pStyle w:val="Heading2"/>
+        <w:spacing w:after="80" w:before="180"/>
+      </w:pPr>
+      <w:r>
+        <w:rPr>
+          <w:b/>
+          <w:bCs/>
+          <w:color w:val="12355B"/>
+          <w:sz w:val="24"/>
+          <w:szCs w:val="24"/>
+        </w:rPr>
+        <w:t xml:space="preserve">Solve Together</w:t>
+      </w:r>
+      <w:r>
+        <w:rPr>
+          <w:i/>
+          <w:iCs/>
+          <w:color w:val="6B4FA0"/>
+          <w:sz w:val="19"/>
+          <w:szCs w:val="19"/>
+        </w:rPr>
+        <w:t xml:space="preserve">   We Do — work with your class</w:t>
+      </w:r>
+    </w:p>
+    <w:p>
+      <w:pPr>
+        <w:keepNext/>
+        <w:spacing w:after="40" w:before="40"/>
+      </w:pPr>
+      <w:r>
+        <w:rPr>
+          <w:b/>
+          <w:bCs/>
+          <w:color w:val="12355B"/>
+          <w:sz w:val="21"/>
+          <w:szCs w:val="21"/>
+        </w:rPr>
+        <w:t xml:space="preserve">Problem:  </w:t>
+      </w:r>
+      <w:r>
+        <w:rPr>
+          <w:sz w:val="21"/>
+          <w:szCs w:val="21"/>
+        </w:rPr>
+        <w:t xml:space="preserve">Which expression represents '9 less than a number y'?</w:t>
+      </w:r>
+    </w:p>
+    <w:p>
+      <w:pPr>
+        <w:spacing w:after="30"/>
+        <w:ind w:left="420"/>
+      </w:pPr>
+      <w:r>
+        <w:rPr>
+          <w:sz w:val="20"/>
+          <w:szCs w:val="20"/>
+        </w:rPr>
+        <w:t xml:space="preserve">A)  y − 9</w:t>
+      </w:r>
+    </w:p>
+    <w:p>
+      <w:pPr>
+        <w:spacing w:after="30"/>
+        <w:ind w:left="420"/>
+      </w:pPr>
+      <w:r>
+        <w:rPr>
+          <w:sz w:val="20"/>
+          <w:szCs w:val="20"/>
+        </w:rPr>
+        <w:t xml:space="preserve">B)  9 − y</w:t>
+      </w:r>
+    </w:p>
+    <w:p>
+      <w:pPr>
+        <w:spacing w:after="30"/>
+        <w:ind w:left="420"/>
+      </w:pPr>
+      <w:r>
+        <w:rPr>
+          <w:sz w:val="20"/>
+          <w:szCs w:val="20"/>
+        </w:rPr>
+        <w:t xml:space="preserve">C)  y + 9</w:t>
+      </w:r>
+    </w:p>
+    <w:p>
+      <w:pPr>
+        <w:spacing w:after="30"/>
+        <w:ind w:left="420"/>
+      </w:pPr>
+      <w:r>
+        <w:rPr>
+          <w:sz w:val="20"/>
+          <w:szCs w:val="20"/>
+        </w:rPr>
+        <w:t xml:space="preserve">D)  9y</w:t>
+      </w:r>
+    </w:p>
+    <w:p>
+      <w:pPr>
+        <w:keepNext/>
+        <w:spacing w:after="0" w:before="50"/>
+      </w:pPr>
+      <w:r>
+        <w:rPr>
+          <w:b/>
+          <w:bCs/>
+          <w:color w:val="6B4FA0"/>
+          <w:sz w:val="21"/>
+          <w:szCs w:val="21"/>
+        </w:rPr>
+        <w:t xml:space="preserve">Step 1:</w:t>
+      </w:r>
+    </w:p>
+    <w:p>
+      <w:pPr>
+        <w:pBdr>
+          <w:bottom w:val="single" w:color="AFBECC" w:sz="6"/>
+        </w:pBdr>
+        <w:spacing w:after="30" w:before="150"/>
+      </w:pPr>
+      <w:r>
+        <w:t xml:space="preserve"/>
+      </w:r>
+    </w:p>
+    <w:p>
+      <w:pPr>
+        <w:keepNext/>
+        <w:spacing w:after="0" w:before="50"/>
+      </w:pPr>
+      <w:r>
+        <w:rPr>
+          <w:b/>
+          <w:bCs/>
+          <w:color w:val="6B4FA0"/>
+          <w:sz w:val="21"/>
+          <w:szCs w:val="21"/>
+        </w:rPr>
+        <w:t xml:space="preserve">Step 2:</w:t>
+      </w:r>
+    </w:p>
+    <w:p>
+      <w:pPr>
+        <w:pBdr>
+          <w:bottom w:val="single" w:color="AFBECC" w:sz="6"/>
+        </w:pBdr>
+        <w:spacing w:after="30" w:before="150"/>
+      </w:pPr>
+      <w:r>
+        <w:t xml:space="preserve"/>
+      </w:r>
+    </w:p>
+    <w:p>
+      <w:pPr>
+        <w:keepNext/>
+        <w:spacing w:after="0" w:before="60"/>
+      </w:pPr>
+      <w:r>
+        <w:rPr>
+          <w:b/>
+          <w:bCs/>
+          <w:color w:val="12355B"/>
+          <w:sz w:val="21"/>
+          <w:szCs w:val="21"/>
+        </w:rPr>
+        <w:t xml:space="preserve">Answer:</w:t>
+      </w:r>
+    </w:p>
+    <w:p>
+      <w:pPr>
+        <w:pBdr>
+          <w:bottom w:val="single" w:color="AFBECC" w:sz="6"/>
+        </w:pBdr>
+        <w:spacing w:after="30" w:before="150"/>
+      </w:pPr>
+      <w:r>
+        <w:t xml:space="preserve"/>
+      </w:r>
+    </w:p>
+    <w:p>
+      <w:pPr>
+        <w:spacing w:after="80"/>
+      </w:pPr>
+      <w:r>
+        <w:t xml:space="preserve"/>
+      </w:r>
+    </w:p>
+    <w:tbl>
+      <w:tblPr>
+        <w:tblW w:type="pct" w:w="100%"/>
+        <w:tblBorders>
+          <w:top w:val="single" w:color="BBD0DE" w:sz="8"/>
+          <w:left w:val="single" w:color="BBD0DE" w:sz="8"/>
+          <w:bottom w:val="single" w:color="BBD0DE" w:sz="8"/>
+          <w:right w:val="single" w:color="BBD0DE" w:sz="8"/>
+          <w:insideH w:val="single" w:color="auto" w:sz="4"/>
+          <w:insideV w:val="single" w:color="auto" w:sz="4"/>
+        </w:tblBorders>
+      </w:tblPr>
+      <w:tblGrid>
+        <w:gridCol w:w="100"/>
+      </w:tblGrid>
+      <w:tr>
+        <w:tc>
+          <w:tcPr>
+            <w:shd w:fill="EEF4F8" w:color="auto" w:val="clear"/>
+            <w:tcMar>
+              <w:top w:type="dxa" w:w="120"/>
+              <w:left w:type="dxa" w:w="180"/>
+              <w:bottom w:type="dxa" w:w="120"/>
+              <w:right w:type="dxa" w:w="180"/>
+            </w:tcMar>
+          </w:tcPr>
+          <w:p>
+            <w:pPr>
               <w:spacing w:after="60"/>
             </w:pPr>
             <w:r>
@@ -3125,6 +4421,97 @@
           <w:szCs w:val="19"/>
         </w:rPr>
         <w:t xml:space="preserve">  — 'Twice a number n' is 2n. '3 more than' means + 3. So the expression is 2n + 3.</w:t>
+      </w:r>
+    </w:p>
+    <w:p>
+      <w:pPr>
+        <w:pStyle w:val="Heading2"/>
+        <w:spacing w:after="80" w:before="180"/>
+      </w:pPr>
+      <w:r>
+        <w:rPr>
+          <w:b/>
+          <w:bCs/>
+          <w:color w:val="12355B"/>
+          <w:sz w:val="24"/>
+          <w:szCs w:val="24"/>
+        </w:rPr>
+        <w:t xml:space="preserve">Math Writing Criteria</w:t>
+      </w:r>
+    </w:p>
+    <w:p>
+      <w:pPr>
+        <w:spacing w:after="100"/>
+      </w:pPr>
+      <w:r>
+        <w:rPr>
+          <w:i/>
+          <w:iCs/>
+          <w:color w:val="5F6F80"/>
+          <w:sz w:val="19"/>
+          <w:szCs w:val="19"/>
+        </w:rPr>
+        <w:t xml:space="preserve">The support level changes the amount of language scaffolding, not the mathematical expectation.</w:t>
+      </w:r>
+    </w:p>
+    <w:p>
+      <w:pPr>
+        <w:spacing w:after="80"/>
+      </w:pPr>
+      <w:r>
+        <w:rPr>
+          <w:sz w:val="20"/>
+          <w:szCs w:val="20"/>
+        </w:rPr>
+        <w:t xml:space="preserve">☐  I answered the question.</w:t>
+      </w:r>
+    </w:p>
+    <w:p>
+      <w:pPr>
+        <w:spacing w:after="80"/>
+      </w:pPr>
+      <w:r>
+        <w:rPr>
+          <w:sz w:val="20"/>
+          <w:szCs w:val="20"/>
+        </w:rPr>
+        <w:t xml:space="preserve">☐  I used math evidence: numbers, an equation, a model, or a comparison.</w:t>
+      </w:r>
+    </w:p>
+    <w:p>
+      <w:pPr>
+        <w:spacing w:after="80"/>
+      </w:pPr>
+      <w:r>
+        <w:rPr>
+          <w:sz w:val="20"/>
+          <w:szCs w:val="20"/>
+        </w:rPr>
+        <w:t xml:space="preserve">☐  I explained how the evidence proves my answer.</w:t>
+      </w:r>
+    </w:p>
+    <w:p>
+      <w:pPr>
+        <w:spacing w:after="80"/>
+      </w:pPr>
+      <w:r>
+        <w:rPr>
+          <w:sz w:val="20"/>
+          <w:szCs w:val="20"/>
+        </w:rPr>
+        <w:t xml:space="preserve">☐  I used at least two math words.</w:t>
+      </w:r>
+    </w:p>
+    <w:p>
+      <w:pPr>
+        <w:spacing w:after="80"/>
+      </w:pPr>
+      <w:r>
+        <w:rPr>
+          <w:sz w:val="20"/>
+          <w:szCs w:val="20"/>
+        </w:rPr>
+        <w:t xml:space="preserve">☐  I reread complete sentences and punctuation.</w:t>
       </w:r>
     </w:p>
     <w:sectPr>

--- a/lessons/6-3/downloads/6-3-notes-teacher.docx
+++ b/lessons/6-3/downloads/6-3-notes-teacher.docx
@@ -1139,7 +1139,7 @@
           <w:sz w:val="22"/>
           <w:szCs w:val="22"/>
         </w:rPr>
-        <w:t xml:space="preserve">__________  —  A power uses a base and an exponent to show repeated multiplication.</w:t>
+        <w:t xml:space="preserve">A power writes repeated multiplication with a base and an ___.</w:t>
       </w:r>
     </w:p>
     <w:p>

--- a/lessons/6-3/downloads/6-3-notes-teacher.docx
+++ b/lessons/6-3/downloads/6-3-notes-teacher.docx
@@ -219,10 +219,12 @@
     <w:p>
       <w:pPr>
         <w:pStyle w:val="Heading1"/>
+        <w:keepNext/>
+        <w:keepLines/>
         <w:pBdr>
           <w:bottom w:val="single" w:color="1FA6A2" w:sz="14" w:space="6"/>
         </w:pBdr>
-        <w:spacing w:after="140" w:before="260"/>
+        <w:spacing w:after="140" w:before="300"/>
       </w:pPr>
       <w:r>
         <w:rPr>
@@ -1023,10 +1025,12 @@
     <w:p>
       <w:pPr>
         <w:pStyle w:val="Heading1"/>
+        <w:keepNext/>
+        <w:keepLines/>
         <w:pBdr>
           <w:bottom w:val="single" w:color="1FA6A2" w:sz="14" w:space="6"/>
         </w:pBdr>
-        <w:spacing w:after="140" w:before="260"/>
+        <w:spacing w:after="140" w:before="300"/>
       </w:pPr>
       <w:r>
         <w:rPr>
@@ -1122,7 +1126,8 @@
     </w:p>
     <w:p>
       <w:pPr>
-        <w:spacing w:after="120" w:before="80"/>
+        <w:keepLines/>
+        <w:spacing w:after="260" w:before="200"/>
       </w:pPr>
       <w:r>
         <w:rPr>
@@ -1139,34 +1144,27 @@
           <w:sz w:val="22"/>
           <w:szCs w:val="22"/>
         </w:rPr>
-        <w:t xml:space="preserve">A power writes repeated multiplication with a base and an ___.</w:t>
-      </w:r>
-    </w:p>
-    <w:p>
-      <w:pPr>
-        <w:spacing w:after="120" w:before="80"/>
-      </w:pPr>
-      <w:r>
-        <w:rPr>
-          <w:b/>
-          <w:bCs/>
-          <w:color w:val="12355B"/>
+        <w:t xml:space="preserve">A power writes repeated multiplication with a base and an </w:t>
+      </w:r>
+      <w:r>
+        <w:rPr>
           <w:sz w:val="22"/>
           <w:szCs w:val="22"/>
         </w:rPr>
-        <w:t xml:space="preserve">2.  </w:t>
+        <w:t xml:space="preserve">________________</w:t>
       </w:r>
       <w:r>
         <w:rPr>
           <w:sz w:val="22"/>
           <w:szCs w:val="22"/>
         </w:rPr>
-        <w:t xml:space="preserve">The small raised number that shows how many times the base is multiplied is the ___.</w:t>
-      </w:r>
-    </w:p>
-    <w:p>
-      <w:pPr>
-        <w:spacing w:after="120" w:before="80"/>
+        <w:t xml:space="preserve">.</w:t>
+      </w:r>
+    </w:p>
+    <w:p>
+      <w:pPr>
+        <w:keepLines/>
+        <w:spacing w:after="260" w:before="200"/>
       </w:pPr>
       <w:r>
         <w:rPr>
@@ -1176,41 +1174,34 @@
           <w:sz w:val="22"/>
           <w:szCs w:val="22"/>
         </w:rPr>
-        <w:t xml:space="preserve">3.  </w:t>
+        <w:t xml:space="preserve">2.  </w:t>
       </w:r>
       <w:r>
         <w:rPr>
           <w:sz w:val="22"/>
           <w:szCs w:val="22"/>
         </w:rPr>
-        <w:t xml:space="preserve">The number being multiplied repeatedly in a power, like the 3 in 3⁴, is the ___.</w:t>
-      </w:r>
-    </w:p>
-    <w:p>
-      <w:pPr>
-        <w:spacing w:after="120" w:before="80"/>
-      </w:pPr>
-      <w:r>
-        <w:rPr>
-          <w:b/>
-          <w:bCs/>
-          <w:color w:val="12355B"/>
+        <w:t xml:space="preserve">The small raised number that shows how many times the base is multiplied is the </w:t>
+      </w:r>
+      <w:r>
+        <w:rPr>
           <w:sz w:val="22"/>
           <w:szCs w:val="22"/>
         </w:rPr>
-        <w:t xml:space="preserve">4.  </w:t>
+        <w:t xml:space="preserve">________________</w:t>
       </w:r>
       <w:r>
         <w:rPr>
           <w:sz w:val="22"/>
           <w:szCs w:val="22"/>
         </w:rPr>
-        <w:t xml:space="preserve">A number written with a base and an exponent, like 3⁴, is a ___.</w:t>
-      </w:r>
-    </w:p>
-    <w:p>
-      <w:pPr>
-        <w:spacing w:after="120" w:before="80"/>
+        <w:t xml:space="preserve">.</w:t>
+      </w:r>
+    </w:p>
+    <w:p>
+      <w:pPr>
+        <w:keepLines/>
+        <w:spacing w:after="260" w:before="200"/>
       </w:pPr>
       <w:r>
         <w:rPr>
@@ -1220,24 +1211,113 @@
           <w:sz w:val="22"/>
           <w:szCs w:val="22"/>
         </w:rPr>
-        <w:t xml:space="preserve">5.  </w:t>
+        <w:t xml:space="preserve">3.  </w:t>
       </w:r>
       <w:r>
         <w:rPr>
           <w:sz w:val="22"/>
           <w:szCs w:val="22"/>
         </w:rPr>
-        <w:t xml:space="preserve">To find the value of an expression, like 2³ = 8, is to ___ it.</w:t>
+        <w:t xml:space="preserve">The number being multiplied repeatedly in a power, like the 3 in 3⁴, is the </w:t>
+      </w:r>
+      <w:r>
+        <w:rPr>
+          <w:sz w:val="22"/>
+          <w:szCs w:val="22"/>
+        </w:rPr>
+        <w:t xml:space="preserve">________________</w:t>
+      </w:r>
+      <w:r>
+        <w:rPr>
+          <w:sz w:val="22"/>
+          <w:szCs w:val="22"/>
+        </w:rPr>
+        <w:t xml:space="preserve">.</w:t>
+      </w:r>
+    </w:p>
+    <w:p>
+      <w:pPr>
+        <w:keepLines/>
+        <w:spacing w:after="260" w:before="200"/>
+      </w:pPr>
+      <w:r>
+        <w:rPr>
+          <w:b/>
+          <w:bCs/>
+          <w:color w:val="12355B"/>
+          <w:sz w:val="22"/>
+          <w:szCs w:val="22"/>
+        </w:rPr>
+        <w:t xml:space="preserve">4.  </w:t>
+      </w:r>
+      <w:r>
+        <w:rPr>
+          <w:sz w:val="22"/>
+          <w:szCs w:val="22"/>
+        </w:rPr>
+        <w:t xml:space="preserve">A number written with a base and an exponent, like 3⁴, is a </w:t>
+      </w:r>
+      <w:r>
+        <w:rPr>
+          <w:sz w:val="22"/>
+          <w:szCs w:val="22"/>
+        </w:rPr>
+        <w:t xml:space="preserve">________________</w:t>
+      </w:r>
+      <w:r>
+        <w:rPr>
+          <w:sz w:val="22"/>
+          <w:szCs w:val="22"/>
+        </w:rPr>
+        <w:t xml:space="preserve">.</w:t>
+      </w:r>
+    </w:p>
+    <w:p>
+      <w:pPr>
+        <w:keepLines/>
+        <w:spacing w:after="260" w:before="200"/>
+      </w:pPr>
+      <w:r>
+        <w:rPr>
+          <w:b/>
+          <w:bCs/>
+          <w:color w:val="12355B"/>
+          <w:sz w:val="22"/>
+          <w:szCs w:val="22"/>
+        </w:rPr>
+        <w:t xml:space="preserve">5.  </w:t>
+      </w:r>
+      <w:r>
+        <w:rPr>
+          <w:sz w:val="22"/>
+          <w:szCs w:val="22"/>
+        </w:rPr>
+        <w:t xml:space="preserve">To find the value of an expression, like 2³ = 8, is to </w:t>
+      </w:r>
+      <w:r>
+        <w:rPr>
+          <w:sz w:val="22"/>
+          <w:szCs w:val="22"/>
+        </w:rPr>
+        <w:t xml:space="preserve">________________</w:t>
+      </w:r>
+      <w:r>
+        <w:rPr>
+          <w:sz w:val="22"/>
+          <w:szCs w:val="22"/>
+        </w:rPr>
+        <w:t xml:space="preserve"> it.</w:t>
       </w:r>
     </w:p>
     <w:p>
       <w:pPr>
         <w:pStyle w:val="Heading1"/>
-        <w:pageBreakBefore/>
+        <w:keepNext/>
+        <w:keepLines/>
         <w:pBdr>
           <w:bottom w:val="single" w:color="1FA6A2" w:sz="14" w:space="6"/>
         </w:pBdr>
-        <w:spacing w:after="140" w:before="0"/>
+        <w:spacing w:after="140" w:before="300"/>
       </w:pPr>
       <w:r>
         <w:rPr>
@@ -2518,11 +2598,12 @@
     <w:p>
       <w:pPr>
         <w:pStyle w:val="Heading1"/>
-        <w:pageBreakBefore/>
+        <w:keepNext/>
+        <w:keepLines/>
         <w:pBdr>
           <w:bottom w:val="single" w:color="1FA6A2" w:sz="14" w:space="6"/>
         </w:pBdr>
-        <w:spacing w:after="140" w:before="0"/>
+        <w:spacing w:after="140" w:before="300"/>
       </w:pPr>
       <w:r>
         <w:rPr>
@@ -2855,11 +2936,12 @@
     <w:p>
       <w:pPr>
         <w:pStyle w:val="Heading1"/>
-        <w:pageBreakBefore/>
+        <w:keepNext/>
+        <w:keepLines/>
         <w:pBdr>
           <w:bottom w:val="single" w:color="1FA6A2" w:sz="14" w:space="6"/>
         </w:pBdr>
-        <w:spacing w:after="140" w:before="0"/>
+        <w:spacing w:after="140" w:before="300"/>
       </w:pPr>
       <w:r>
         <w:rPr>
@@ -3580,11 +3662,12 @@
     <w:p>
       <w:pPr>
         <w:pStyle w:val="Heading1"/>
-        <w:pageBreakBefore/>
+        <w:keepNext/>
+        <w:keepLines/>
         <w:pBdr>
           <w:bottom w:val="single" w:color="1FA6A2" w:sz="14" w:space="6"/>
         </w:pBdr>
-        <w:spacing w:after="140" w:before="0"/>
+        <w:spacing w:after="140" w:before="300"/>
       </w:pPr>
       <w:r>
         <w:rPr>
@@ -3927,11 +4010,12 @@
     <w:p>
       <w:pPr>
         <w:pStyle w:val="Heading1"/>
-        <w:pageBreakBefore/>
+        <w:keepNext/>
+        <w:keepLines/>
         <w:pBdr>
           <w:bottom w:val="single" w:color="1FA6A2" w:sz="14" w:space="6"/>
         </w:pBdr>
-        <w:spacing w:after="140" w:before="0"/>
+        <w:spacing w:after="140" w:before="300"/>
       </w:pPr>
       <w:r>
         <w:rPr>
@@ -4044,6 +4128,8 @@
     <w:p>
       <w:pPr>
         <w:pStyle w:val="Heading1"/>
+        <w:keepNext/>
+        <w:keepLines/>
         <w:pageBreakBefore/>
         <w:pBdr>
           <w:bottom w:val="single" w:color="1FA6A2" w:sz="14" w:space="6"/>

--- a/lessons/6-3/downloads/6-3-notes-teacher.docx
+++ b/lessons/6-3/downloads/6-3-notes-teacher.docx
@@ -1330,47 +1330,6 @@
         <w:t xml:space="preserve">Write About the Math</w:t>
       </w:r>
     </w:p>
-    <w:p>
-      <w:pPr>
-        <w:spacing w:after="100"/>
-      </w:pPr>
-      <w:r>
-        <w:rPr>
-          <w:i/>
-          <w:iCs/>
-          <w:color w:val="5F6F80"/>
-          <w:sz w:val="19"/>
-          <w:szCs w:val="19"/>
-        </w:rPr>
-        <w:t xml:space="preserve">Use the support level you need. Every level answers the same math question.</w:t>
-      </w:r>
-    </w:p>
-    <w:p>
-      <w:pPr>
-        <w:pStyle w:val="Heading2"/>
-        <w:spacing w:after="80" w:before="180"/>
-      </w:pPr>
-      <w:r>
-        <w:rPr>
-          <w:b/>
-          <w:bCs/>
-          <w:color w:val="12355B"/>
-          <w:sz w:val="24"/>
-          <w:szCs w:val="24"/>
-        </w:rPr>
-        <w:t xml:space="preserve">1. Understand the Question</w:t>
-      </w:r>
-      <w:r>
-        <w:rPr>
-          <w:i/>
-          <w:iCs/>
-          <w:color w:val="B97A12"/>
-          <w:sz w:val="19"/>
-          <w:szCs w:val="19"/>
-        </w:rPr>
-        <w:t xml:space="preserve">   explain</w:t>
-      </w:r>
-    </w:p>
     <w:tbl>
       <w:tblPr>
         <w:tblW w:type="pct" w:w="100%"/>
@@ -1409,344 +1368,6 @@
               </w:rPr>
               <w:t xml:space="preserve">How large is the file after 5 layers? Why does the file size grow so quickly?</w:t>
             </w:r>
-          </w:p>
-          <w:p>
-            <w:pPr>
-              <w:spacing w:after="0"/>
-            </w:pPr>
-            <w:r>
-              <w:rPr>
-                <w:b/>
-                <w:bCs/>
-                <w:color w:val="12355B"/>
-                <w:sz w:val="20"/>
-                <w:szCs w:val="20"/>
-              </w:rPr>
-              <w:t xml:space="preserve">Your job:  </w:t>
-            </w:r>
-            <w:r>
-              <w:rPr>
-                <w:sz w:val="20"/>
-                <w:szCs w:val="20"/>
-              </w:rPr>
-              <w:t xml:space="preserve">Answer the question. Use math evidence. Explain how the evidence proves your answer.</w:t>
-            </w:r>
-            <w:r>
-              <w:rPr>
-                <w:i/>
-                <w:iCs/>
-                <w:color w:val="5F6F80"/>
-                <w:sz w:val="18"/>
-                <w:szCs w:val="18"/>
-              </w:rPr>
-              <w:br/>
-              <w:t xml:space="preserve">Responde la pregunta. Usa evidencia matemática. Explica cómo la evidencia demuestra tu respuesta.</w:t>
-            </w:r>
-          </w:p>
-        </w:tc>
-      </w:tr>
-    </w:tbl>
-    <w:p>
-      <w:pPr>
-        <w:pStyle w:val="Heading2"/>
-        <w:spacing w:after="80" w:before="180"/>
-      </w:pPr>
-      <w:r>
-        <w:rPr>
-          <w:b/>
-          <w:bCs/>
-          <w:color w:val="12355B"/>
-          <w:sz w:val="24"/>
-          <w:szCs w:val="24"/>
-        </w:rPr>
-        <w:t xml:space="preserve">2. Plan Your Math Words</w:t>
-      </w:r>
-      <w:r>
-        <w:rPr>
-          <w:i/>
-          <w:iCs/>
-          <w:color w:val="1FA6A2"/>
-          <w:sz w:val="19"/>
-          <w:szCs w:val="19"/>
-        </w:rPr>
-        <w:t xml:space="preserve">   check at least two</w:t>
-      </w:r>
-    </w:p>
-    <w:p>
-      <w:pPr>
-        <w:spacing w:after="60"/>
-      </w:pPr>
-      <w:r>
-        <w:rPr>
-          <w:b/>
-          <w:bCs/>
-          <w:color w:val="1FA6A2"/>
-          <w:sz w:val="22"/>
-          <w:szCs w:val="22"/>
-        </w:rPr>
-        <w:t xml:space="preserve">☐  </w:t>
-      </w:r>
-      <w:r>
-        <w:rPr>
-          <w:b/>
-          <w:bCs/>
-          <w:color w:val="12355B"/>
-          <w:sz w:val="20"/>
-          <w:szCs w:val="20"/>
-        </w:rPr>
-        <w:t xml:space="preserve">Powers and Exponents — </w:t>
-      </w:r>
-      <w:r>
-        <w:rPr>
-          <w:sz w:val="20"/>
-          <w:szCs w:val="20"/>
-        </w:rPr>
-        <w:t xml:space="preserve">A power uses a base and an exponent to show repeated multiplication.</w:t>
-      </w:r>
-      <w:r>
-        <w:rPr>
-          <w:i/>
-          <w:iCs/>
-          <w:color w:val="5F6F80"/>
-          <w:sz w:val="18"/>
-          <w:szCs w:val="18"/>
-        </w:rPr>
-        <w:br/>
-        <w:t xml:space="preserve">Potencias y exponentes — Una potencia usa una base y un exponente para mostrar multiplicación repetida.</w:t>
-      </w:r>
-    </w:p>
-    <w:p>
-      <w:pPr>
-        <w:spacing w:after="60"/>
-      </w:pPr>
-      <w:r>
-        <w:rPr>
-          <w:b/>
-          <w:bCs/>
-          <w:color w:val="1FA6A2"/>
-          <w:sz w:val="22"/>
-          <w:szCs w:val="22"/>
-        </w:rPr>
-        <w:t xml:space="preserve">☐  </w:t>
-      </w:r>
-      <w:r>
-        <w:rPr>
-          <w:b/>
-          <w:bCs/>
-          <w:color w:val="12355B"/>
-          <w:sz w:val="20"/>
-          <w:szCs w:val="20"/>
-        </w:rPr>
-        <w:t xml:space="preserve">Exponent — </w:t>
-      </w:r>
-      <w:r>
-        <w:rPr>
-          <w:sz w:val="20"/>
-          <w:szCs w:val="20"/>
-        </w:rPr>
-        <w:t xml:space="preserve">A small number that tells how many times to multiply a number by itself.</w:t>
-      </w:r>
-      <w:r>
-        <w:rPr>
-          <w:i/>
-          <w:iCs/>
-          <w:color w:val="5F6F80"/>
-          <w:sz w:val="18"/>
-          <w:szCs w:val="18"/>
-        </w:rPr>
-        <w:br/>
-        <w:t xml:space="preserve">Exponente — Un número pequeño que dice cuántas veces multiplicar un número por sí mismo.</w:t>
-      </w:r>
-    </w:p>
-    <w:p>
-      <w:pPr>
-        <w:spacing w:after="60"/>
-      </w:pPr>
-      <w:r>
-        <w:rPr>
-          <w:b/>
-          <w:bCs/>
-          <w:color w:val="1FA6A2"/>
-          <w:sz w:val="22"/>
-          <w:szCs w:val="22"/>
-        </w:rPr>
-        <w:t xml:space="preserve">☐  </w:t>
-      </w:r>
-      <w:r>
-        <w:rPr>
-          <w:b/>
-          <w:bCs/>
-          <w:color w:val="12355B"/>
-          <w:sz w:val="20"/>
-          <w:szCs w:val="20"/>
-        </w:rPr>
-        <w:t xml:space="preserve">Base — </w:t>
-      </w:r>
-      <w:r>
-        <w:rPr>
-          <w:sz w:val="20"/>
-          <w:szCs w:val="20"/>
-        </w:rPr>
-        <w:t xml:space="preserve">The number that gets multiplied by itself.</w:t>
-      </w:r>
-      <w:r>
-        <w:rPr>
-          <w:i/>
-          <w:iCs/>
-          <w:color w:val="5F6F80"/>
-          <w:sz w:val="18"/>
-          <w:szCs w:val="18"/>
-        </w:rPr>
-        <w:br/>
-        <w:t xml:space="preserve">Base — El número que se multiplica por sí mismo.</w:t>
-      </w:r>
-    </w:p>
-    <w:p>
-      <w:pPr>
-        <w:spacing w:after="60"/>
-      </w:pPr>
-      <w:r>
-        <w:rPr>
-          <w:b/>
-          <w:bCs/>
-          <w:color w:val="1FA6A2"/>
-          <w:sz w:val="22"/>
-          <w:szCs w:val="22"/>
-        </w:rPr>
-        <w:t xml:space="preserve">☐  </w:t>
-      </w:r>
-      <w:r>
-        <w:rPr>
-          <w:b/>
-          <w:bCs/>
-          <w:color w:val="12355B"/>
-          <w:sz w:val="20"/>
-          <w:szCs w:val="20"/>
-        </w:rPr>
-        <w:t xml:space="preserve">Power — </w:t>
-      </w:r>
-      <w:r>
-        <w:rPr>
-          <w:sz w:val="20"/>
-          <w:szCs w:val="20"/>
-        </w:rPr>
-        <w:t xml:space="preserve">A number written with a base and an exponent, like 2³.</w:t>
-      </w:r>
-      <w:r>
-        <w:rPr>
-          <w:i/>
-          <w:iCs/>
-          <w:color w:val="5F6F80"/>
-          <w:sz w:val="18"/>
-          <w:szCs w:val="18"/>
-        </w:rPr>
-        <w:br/>
-        <w:t xml:space="preserve">Potencia — Un número escrito con una base y un exponente, como 2³.</w:t>
-      </w:r>
-    </w:p>
-    <w:p>
-      <w:pPr>
-        <w:spacing w:after="60"/>
-      </w:pPr>
-      <w:r>
-        <w:rPr>
-          <w:b/>
-          <w:bCs/>
-          <w:color w:val="1FA6A2"/>
-          <w:sz w:val="22"/>
-          <w:szCs w:val="22"/>
-        </w:rPr>
-        <w:t xml:space="preserve">☐  </w:t>
-      </w:r>
-      <w:r>
-        <w:rPr>
-          <w:b/>
-          <w:bCs/>
-          <w:color w:val="12355B"/>
-          <w:sz w:val="20"/>
-          <w:szCs w:val="20"/>
-        </w:rPr>
-        <w:t xml:space="preserve">Evaluate — </w:t>
-      </w:r>
-      <w:r>
-        <w:rPr>
-          <w:sz w:val="20"/>
-          <w:szCs w:val="20"/>
-        </w:rPr>
-        <w:t xml:space="preserve">To find the value by putting numbers in for the letters.</w:t>
-      </w:r>
-      <w:r>
-        <w:rPr>
-          <w:i/>
-          <w:iCs/>
-          <w:color w:val="5F6F80"/>
-          <w:sz w:val="18"/>
-          <w:szCs w:val="18"/>
-        </w:rPr>
-        <w:br/>
-        <w:t xml:space="preserve">Evaluar — Encontrar el valor poniendo números en lugar de las letras.</w:t>
-      </w:r>
-    </w:p>
-    <w:tbl>
-      <w:tblPr>
-        <w:tblW w:type="pct" w:w="100%"/>
-        <w:tblBorders>
-          <w:top w:val="single" w:color="1FA6A2" w:sz="8"/>
-          <w:left w:val="single" w:color="1FA6A2" w:sz="8"/>
-          <w:bottom w:val="single" w:color="1FA6A2" w:sz="8"/>
-          <w:right w:val="single" w:color="1FA6A2" w:sz="8"/>
-          <w:insideH w:val="single" w:color="auto" w:sz="4"/>
-          <w:insideV w:val="single" w:color="auto" w:sz="4"/>
-        </w:tblBorders>
-      </w:tblPr>
-      <w:tblGrid>
-        <w:gridCol w:w="100"/>
-      </w:tblGrid>
-      <w:tr>
-        <w:tc>
-          <w:tcPr>
-            <w:shd w:fill="F7FFFD" w:color="auto" w:val="clear"/>
-            <w:tcMar>
-              <w:top w:type="dxa" w:w="120"/>
-              <w:left w:type="dxa" w:w="180"/>
-              <w:bottom w:type="dxa" w:w="120"/>
-              <w:right w:type="dxa" w:w="180"/>
-            </w:tcMar>
-          </w:tcPr>
-          <w:p>
-            <w:pPr>
-              <w:spacing w:after="50"/>
-            </w:pPr>
-            <w:r>
-              <w:rPr>
-                <w:b/>
-                <w:bCs/>
-                <w:color w:val="1FA6A2"/>
-                <w:sz w:val="20"/>
-                <w:szCs w:val="20"/>
-              </w:rPr>
-              <w:t xml:space="preserve">Say it first:  </w:t>
-            </w:r>
-            <w:r>
-              <w:rPr>
-                <w:sz w:val="20"/>
-                <w:szCs w:val="20"/>
-              </w:rPr>
-              <w:t xml:space="preserve">Say your idea to a partner or quietly to yourself before you write.</w:t>
-            </w:r>
-          </w:p>
-          <w:p>
-            <w:pPr>
-              <w:spacing w:after="60"/>
-            </w:pPr>
-            <w:r>
-              <w:rPr>
-                <w:color w:val="1A2733"/>
-                <w:sz w:val="21"/>
-                <w:szCs w:val="21"/>
-              </w:rPr>
-              <w:t xml:space="preserve">After 5 layers the file is ___ MB because 4 × 2⁵ = 4 × ___ = ___. The file grows quickly because each layer ___ the size.</w:t>
-            </w:r>
             <w:r>
               <w:rPr>
                 <w:i/>
@@ -1756,7 +1377,7 @@
                 <w:szCs w:val="19"/>
               </w:rPr>
               <w:br/>
-              <w:t xml:space="preserve">Di tu respuesta primero: Mi respuesta es ___ porque ___.</w:t>
+              <w:t xml:space="preserve">¿De qué tamaño es el archivo después de 5 capas? ¿Por qué crece tan rápido el tamaño del archivo?</w:t>
             </w:r>
           </w:p>
         </w:tc>
@@ -1764,28 +1385,157 @@
     </w:tbl>
     <w:p>
       <w:pPr>
-        <w:pStyle w:val="Heading2"/>
-        <w:spacing w:after="80" w:before="180"/>
-      </w:pPr>
-      <w:r>
-        <w:rPr>
-          <w:b/>
-          <w:bCs/>
-          <w:color w:val="12355B"/>
-          <w:sz w:val="24"/>
-          <w:szCs w:val="24"/>
-        </w:rPr>
-        <w:t xml:space="preserve">3. Build Your Explanation</w:t>
-      </w:r>
+        <w:spacing w:after="100"/>
+      </w:pPr>
       <w:r>
         <w:rPr>
           <w:i/>
           <w:iCs/>
-          <w:color w:val="B97A12"/>
+          <w:color w:val="5F6F80"/>
           <w:sz w:val="19"/>
           <w:szCs w:val="19"/>
         </w:rPr>
-        <w:t xml:space="preserve">   choose your support</w:t>
+        <w:t xml:space="preserve">Say your answer to a partner first. Then write it, using at least two of these words:</w:t>
+      </w:r>
+    </w:p>
+    <w:p>
+      <w:pPr>
+        <w:spacing w:after="40"/>
+      </w:pPr>
+      <w:r>
+        <w:rPr>
+          <w:b/>
+          <w:bCs/>
+          <w:color w:val="1FA6A2"/>
+          <w:sz w:val="22"/>
+          <w:szCs w:val="22"/>
+        </w:rPr>
+        <w:t xml:space="preserve">☐  </w:t>
+      </w:r>
+      <w:r>
+        <w:rPr>
+          <w:b/>
+          <w:bCs/>
+          <w:color w:val="12355B"/>
+          <w:sz w:val="20"/>
+          <w:szCs w:val="20"/>
+        </w:rPr>
+        <w:t xml:space="preserve">Exponent</w:t>
+      </w:r>
+      <w:r>
+        <w:rPr>
+          <w:i/>
+          <w:iCs/>
+          <w:color w:val="5F6F80"/>
+          <w:sz w:val="18"/>
+          <w:szCs w:val="18"/>
+        </w:rPr>
+        <w:t xml:space="preserve">  ·  Exponente</w:t>
+      </w:r>
+    </w:p>
+    <w:p>
+      <w:pPr>
+        <w:spacing w:after="40"/>
+      </w:pPr>
+      <w:r>
+        <w:rPr>
+          <w:b/>
+          <w:bCs/>
+          <w:color w:val="1FA6A2"/>
+          <w:sz w:val="22"/>
+          <w:szCs w:val="22"/>
+        </w:rPr>
+        <w:t xml:space="preserve">☐  </w:t>
+      </w:r>
+      <w:r>
+        <w:rPr>
+          <w:b/>
+          <w:bCs/>
+          <w:color w:val="12355B"/>
+          <w:sz w:val="20"/>
+          <w:szCs w:val="20"/>
+        </w:rPr>
+        <w:t xml:space="preserve">Base</w:t>
+      </w:r>
+      <w:r>
+        <w:rPr>
+          <w:i/>
+          <w:iCs/>
+          <w:color w:val="5F6F80"/>
+          <w:sz w:val="18"/>
+          <w:szCs w:val="18"/>
+        </w:rPr>
+        <w:t xml:space="preserve">  ·  Base</w:t>
+      </w:r>
+    </w:p>
+    <w:p>
+      <w:pPr>
+        <w:spacing w:after="40"/>
+      </w:pPr>
+      <w:r>
+        <w:rPr>
+          <w:b/>
+          <w:bCs/>
+          <w:color w:val="1FA6A2"/>
+          <w:sz w:val="22"/>
+          <w:szCs w:val="22"/>
+        </w:rPr>
+        <w:t xml:space="preserve">☐  </w:t>
+      </w:r>
+      <w:r>
+        <w:rPr>
+          <w:b/>
+          <w:bCs/>
+          <w:color w:val="12355B"/>
+          <w:sz w:val="20"/>
+          <w:szCs w:val="20"/>
+        </w:rPr>
+        <w:t xml:space="preserve">Power</w:t>
+      </w:r>
+      <w:r>
+        <w:rPr>
+          <w:i/>
+          <w:iCs/>
+          <w:color w:val="5F6F80"/>
+          <w:sz w:val="18"/>
+          <w:szCs w:val="18"/>
+        </w:rPr>
+        <w:t xml:space="preserve">  ·  Potencia</w:t>
+      </w:r>
+    </w:p>
+    <w:p>
+      <w:pPr>
+        <w:spacing w:after="40"/>
+      </w:pPr>
+      <w:r>
+        <w:rPr>
+          <w:b/>
+          <w:bCs/>
+          <w:color w:val="1FA6A2"/>
+          <w:sz w:val="22"/>
+          <w:szCs w:val="22"/>
+        </w:rPr>
+        <w:t xml:space="preserve">☐  </w:t>
+      </w:r>
+      <w:r>
+        <w:rPr>
+          <w:b/>
+          <w:bCs/>
+          <w:color w:val="12355B"/>
+          <w:sz w:val="20"/>
+          <w:szCs w:val="20"/>
+        </w:rPr>
+        <w:t xml:space="preserve">Evaluate</w:t>
+      </w:r>
+      <w:r>
+        <w:rPr>
+          <w:i/>
+          <w:iCs/>
+          <w:color w:val="5F6F80"/>
+          <w:sz w:val="18"/>
+          <w:szCs w:val="18"/>
+        </w:rPr>
+        <w:t xml:space="preserve">  ·  Evaluar</w:t>
       </w:r>
     </w:p>
     <w:tbl>
@@ -1816,21 +1566,6 @@
           </w:tcPr>
           <w:p>
             <w:pPr>
-              <w:spacing w:after="50"/>
-            </w:pPr>
-            <w:r>
-              <w:rPr>
-                <w:i/>
-                <w:iCs/>
-                <w:color w:val="5F6F80"/>
-                <w:sz w:val="19"/>
-                <w:szCs w:val="19"/>
-              </w:rPr>
-              <w:t xml:space="preserve">This model shows the parts of an explanation. It does not answer your writing question.</w:t>
-            </w:r>
-          </w:p>
-          <w:p>
-            <w:pPr>
               <w:spacing w:after="80"/>
             </w:pPr>
             <w:r>
@@ -1841,58 +1576,14 @@
                 <w:sz w:val="19"/>
                 <w:szCs w:val="19"/>
               </w:rPr>
-              <w:t xml:space="preserve">Claim:  </w:t>
+              <w:t xml:space="preserve">Model:  </w:t>
             </w:r>
             <w:r>
               <w:rPr>
                 <w:sz w:val="19"/>
                 <w:szCs w:val="19"/>
               </w:rPr>
-              <w:t xml:space="preserve">The exponent counts how many times we multiply, not what we add.</w:t>
-            </w:r>
-          </w:p>
-          <w:p>
-            <w:pPr>
-              <w:spacing w:after="80"/>
-            </w:pPr>
-            <w:r>
-              <w:rPr>
-                <w:b/>
-                <w:bCs/>
-                <w:color w:val="12355B"/>
-                <w:sz w:val="19"/>
-                <w:szCs w:val="19"/>
-              </w:rPr>
-              <w:t xml:space="preserve">Evidence:  </w:t>
-            </w:r>
-            <w:r>
-              <w:rPr>
-                <w:sz w:val="19"/>
-                <w:szCs w:val="19"/>
-              </w:rPr>
-              <w:t xml:space="preserve">Students connect each switch flip to one more factor of 2 and explain that 2³ = 2 × 2 × 2 = 8, distinguishing repeated multiplication from repeated addition (which would give 6).</w:t>
-            </w:r>
-          </w:p>
-          <w:p>
-            <w:pPr>
-              <w:spacing w:after="80"/>
-            </w:pPr>
-            <w:r>
-              <w:rPr>
-                <w:b/>
-                <w:bCs/>
-                <w:color w:val="12355B"/>
-                <w:sz w:val="19"/>
-                <w:szCs w:val="19"/>
-              </w:rPr>
-              <w:t xml:space="preserve">Reasoning:  </w:t>
-            </w:r>
-            <w:r>
-              <w:rPr>
-                <w:sz w:val="19"/>
-                <w:szCs w:val="19"/>
-              </w:rPr>
-              <w:t xml:space="preserve">This evidence connects the definition of exponent to the mathematical claim.</w:t>
+              <w:t xml:space="preserve">The exponent counts how many times we multiply, not what we add. — Students connect each switch flip to one more factor of 2 and explain that 2³ = 2 × 2 × 2 = 8, distinguishing repeated multiplication from repeated addition (which would give 6).</w:t>
             </w:r>
           </w:p>
         </w:tc>
@@ -1971,7 +1662,7 @@
           <w:sz w:val="21"/>
           <w:szCs w:val="21"/>
         </w:rPr>
-        <w:t xml:space="preserve">My answer is ___.</w:t>
+        <w:t xml:space="preserve">My answer is ___ because ___.</w:t>
       </w:r>
       <w:r>
         <w:rPr>
@@ -1982,7 +1673,7 @@
           <w:szCs w:val="19"/>
         </w:rPr>
         <w:br/>
-        <w:t xml:space="preserve">Mi respuesta es ___.</w:t>
+        <w:t xml:space="preserve">Mi respuesta es ___ porque ___.</w:t>
       </w:r>
     </w:p>
     <w:tbl>
@@ -2122,7 +1813,7 @@
           <w:sz w:val="21"/>
           <w:szCs w:val="21"/>
         </w:rPr>
-        <w:t xml:space="preserve">I know because ___.</w:t>
+        <w:t xml:space="preserve">My evidence is ___, so ___.</w:t>
       </w:r>
       <w:r>
         <w:rPr>
@@ -2133,31 +1824,7 @@
           <w:szCs w:val="19"/>
         </w:rPr>
         <w:br/>
-        <w:t xml:space="preserve">Lo sé porque ___.</w:t>
-      </w:r>
-    </w:p>
-    <w:p>
-      <w:pPr>
-        <w:spacing w:after="60"/>
-      </w:pPr>
-      <w:r>
-        <w:rPr>
-          <w:color w:val="1A2733"/>
-          <w:sz w:val="21"/>
-          <w:szCs w:val="21"/>
-        </w:rPr>
-        <w:t xml:space="preserve">So ___.</w:t>
-      </w:r>
-      <w:r>
-        <w:rPr>
-          <w:i/>
-          <w:iCs/>
-          <w:color w:val="5F6F80"/>
-          <w:sz w:val="19"/>
-          <w:szCs w:val="19"/>
-        </w:rPr>
-        <w:br/>
-        <w:t xml:space="preserve">Entonces ___.</w:t>
+        <w:t xml:space="preserve">Mi evidencia es ___, entonces ___.</w:t>
       </w:r>
     </w:p>
     <w:tbl>
@@ -2263,78 +1930,6 @@
         <w:t xml:space="preserve">Escribe una afirmación, da evidencia matemática y explica tu razonamiento.</w:t>
       </w:r>
     </w:p>
-    <w:p>
-      <w:pPr>
-        <w:spacing w:after="60"/>
-      </w:pPr>
-      <w:r>
-        <w:rPr>
-          <w:color w:val="1A2733"/>
-          <w:sz w:val="21"/>
-          <w:szCs w:val="21"/>
-        </w:rPr>
-        <w:t xml:space="preserve">My claim is ___.</w:t>
-      </w:r>
-      <w:r>
-        <w:rPr>
-          <w:i/>
-          <w:iCs/>
-          <w:color w:val="5F6F80"/>
-          <w:sz w:val="19"/>
-          <w:szCs w:val="19"/>
-        </w:rPr>
-        <w:br/>
-        <w:t xml:space="preserve">Mi afirmación es ___.</w:t>
-      </w:r>
-    </w:p>
-    <w:p>
-      <w:pPr>
-        <w:spacing w:after="60"/>
-      </w:pPr>
-      <w:r>
-        <w:rPr>
-          <w:color w:val="1A2733"/>
-          <w:sz w:val="21"/>
-          <w:szCs w:val="21"/>
-        </w:rPr>
-        <w:t xml:space="preserve">My math evidence is ___.</w:t>
-      </w:r>
-      <w:r>
-        <w:rPr>
-          <w:i/>
-          <w:iCs/>
-          <w:color w:val="5F6F80"/>
-          <w:sz w:val="19"/>
-          <w:szCs w:val="19"/>
-        </w:rPr>
-        <w:br/>
-        <w:t xml:space="preserve">Mi evidencia matemática es ___.</w:t>
-      </w:r>
-    </w:p>
-    <w:p>
-      <w:pPr>
-        <w:spacing w:after="60"/>
-      </w:pPr>
-      <w:r>
-        <w:rPr>
-          <w:color w:val="1A2733"/>
-          <w:sz w:val="21"/>
-          <w:szCs w:val="21"/>
-        </w:rPr>
-        <w:t xml:space="preserve">This proves ___ because ___.</w:t>
-      </w:r>
-      <w:r>
-        <w:rPr>
-          <w:i/>
-          <w:iCs/>
-          <w:color w:val="5F6F80"/>
-          <w:sz w:val="19"/>
-          <w:szCs w:val="19"/>
-        </w:rPr>
-        <w:br/>
-        <w:t xml:space="preserve">Esto demuestra ___ porque ___.</w:t>
-      </w:r>
-    </w:p>
     <w:tbl>
       <w:tblPr>
         <w:tblW w:type="pct" w:w="100%"/>
@@ -2417,7 +2012,7 @@
           <w:sz w:val="24"/>
           <w:szCs w:val="24"/>
         </w:rPr>
-        <w:t xml:space="preserve">4. Check Your Explanation</w:t>
+        <w:t xml:space="preserve">Check Your Explanation</w:t>
       </w:r>
       <w:r>
         <w:rPr>
@@ -2427,7 +2022,7 @@
           <w:sz w:val="19"/>
           <w:szCs w:val="19"/>
         </w:rPr>
-        <w:t xml:space="preserve">   five quick checks</w:t>
+        <w:t xml:space="preserve">   three quick checks</w:t>
       </w:r>
     </w:p>
     <w:p>
@@ -2451,17 +2046,6 @@
         </w:rPr>
         <w:t xml:space="preserve">I answered the question.</w:t>
       </w:r>
-      <w:r>
-        <w:rPr>
-          <w:i/>
-          <w:iCs/>
-          <w:color w:val="5F6F80"/>
-          <w:sz w:val="18"/>
-          <w:szCs w:val="18"/>
-        </w:rPr>
-        <w:br/>
-        <w:t xml:space="preserve">Respondí la pregunta.</w:t>
-      </w:r>
     </w:p>
     <w:p>
       <w:pPr>
@@ -2482,18 +2066,7 @@
           <w:sz w:val="20"/>
           <w:szCs w:val="20"/>
         </w:rPr>
-        <w:t xml:space="preserve">I used math evidence: numbers, an equation, a model, or a comparison.</w:t>
-      </w:r>
-      <w:r>
-        <w:rPr>
-          <w:i/>
-          <w:iCs/>
-          <w:color w:val="5F6F80"/>
-          <w:sz w:val="18"/>
-          <w:szCs w:val="18"/>
-        </w:rPr>
-        <w:br/>
-        <w:t xml:space="preserve">Usé evidencia matemática: números, una ecuación, un modelo o una comparación.</w:t>
+        <w:t xml:space="preserve">I used math evidence: numbers, an equation, or a model.</w:t>
       </w:r>
     </w:p>
     <w:p>
@@ -2515,84 +2088,7 @@
           <w:sz w:val="20"/>
           <w:szCs w:val="20"/>
         </w:rPr>
-        <w:t xml:space="preserve">I explained how the evidence proves my answer.</w:t>
-      </w:r>
-      <w:r>
-        <w:rPr>
-          <w:i/>
-          <w:iCs/>
-          <w:color w:val="5F6F80"/>
-          <w:sz w:val="18"/>
-          <w:szCs w:val="18"/>
-        </w:rPr>
-        <w:br/>
-        <w:t xml:space="preserve">Expliqué cómo la evidencia demuestra mi respuesta.</w:t>
-      </w:r>
-    </w:p>
-    <w:p>
-      <w:pPr>
-        <w:spacing w:after="80"/>
-      </w:pPr>
-      <w:r>
-        <w:rPr>
-          <w:b/>
-          <w:bCs/>
-          <w:color w:val="1FA6A2"/>
-          <w:sz w:val="22"/>
-          <w:szCs w:val="22"/>
-        </w:rPr>
-        <w:t xml:space="preserve">☐  </w:t>
-      </w:r>
-      <w:r>
-        <w:rPr>
-          <w:sz w:val="20"/>
-          <w:szCs w:val="20"/>
-        </w:rPr>
         <w:t xml:space="preserve">I used at least two math words.</w:t>
-      </w:r>
-      <w:r>
-        <w:rPr>
-          <w:i/>
-          <w:iCs/>
-          <w:color w:val="5F6F80"/>
-          <w:sz w:val="18"/>
-          <w:szCs w:val="18"/>
-        </w:rPr>
-        <w:br/>
-        <w:t xml:space="preserve">Usé por lo menos dos palabras matemáticas.</w:t>
-      </w:r>
-    </w:p>
-    <w:p>
-      <w:pPr>
-        <w:spacing w:after="80"/>
-      </w:pPr>
-      <w:r>
-        <w:rPr>
-          <w:b/>
-          <w:bCs/>
-          <w:color w:val="1FA6A2"/>
-          <w:sz w:val="22"/>
-          <w:szCs w:val="22"/>
-        </w:rPr>
-        <w:t xml:space="preserve">☐  </w:t>
-      </w:r>
-      <w:r>
-        <w:rPr>
-          <w:sz w:val="20"/>
-          <w:szCs w:val="20"/>
-        </w:rPr>
-        <w:t xml:space="preserve">I reread complete sentences and punctuation.</w:t>
-      </w:r>
-      <w:r>
-        <w:rPr>
-          <w:i/>
-          <w:iCs/>
-          <w:color w:val="5F6F80"/>
-          <w:sz w:val="18"/>
-          <w:szCs w:val="18"/>
-        </w:rPr>
-        <w:br/>
-        <w:t xml:space="preserve">Volví a leer mis oraciones completas y la puntuación.</w:t>
       </w:r>
     </w:p>
     <w:p>
@@ -4538,7 +4034,7 @@
           <w:sz w:val="20"/>
           <w:szCs w:val="20"/>
         </w:rPr>
-        <w:t xml:space="preserve">☐  I answered the question.</w:t>
+        <w:t xml:space="preserve">☐  The answer to the math question is correct.</w:t>
       </w:r>
     </w:p>
     <w:p>
@@ -4550,7 +4046,7 @@
           <w:sz w:val="20"/>
           <w:szCs w:val="20"/>
         </w:rPr>
-        <w:t xml:space="preserve">☐  I used math evidence: numbers, an equation, a model, or a comparison.</w:t>
+        <w:t xml:space="preserve">☐  The evidence is real lesson mathematics (numbers, equation, or model), not restated claim.</w:t>
       </w:r>
     </w:p>
     <w:p>
@@ -4562,31 +4058,7 @@
           <w:sz w:val="20"/>
           <w:szCs w:val="20"/>
         </w:rPr>
-        <w:t xml:space="preserve">☐  I explained how the evidence proves my answer.</w:t>
-      </w:r>
-    </w:p>
-    <w:p>
-      <w:pPr>
-        <w:spacing w:after="80"/>
-      </w:pPr>
-      <w:r>
-        <w:rPr>
-          <w:sz w:val="20"/>
-          <w:szCs w:val="20"/>
-        </w:rPr>
-        <w:t xml:space="preserve">☐  I used at least two math words.</w:t>
-      </w:r>
-    </w:p>
-    <w:p>
-      <w:pPr>
-        <w:spacing w:after="80"/>
-      </w:pPr>
-      <w:r>
-        <w:rPr>
-          <w:sz w:val="20"/>
-          <w:szCs w:val="20"/>
-        </w:rPr>
-        <w:t xml:space="preserve">☐  I reread complete sentences and punctuation.</w:t>
+        <w:t xml:space="preserve">☐  The support level changed the language scaffolding, never the mathematical expectation.</w:t>
       </w:r>
     </w:p>
     <w:sectPr>
